--- a/Java Interview Questions.docx
+++ b/Java Interview Questions.docx
@@ -25,6 +25,28 @@
         </w:rPr>
         <w:t>Answer:</w:t>
       </w:r>
+      <w:r>
+        <w:rPr>
+          <w:b/>
+          <w:bCs/>
+        </w:rPr>
+        <w:t xml:space="preserve"> (</w:t>
+      </w:r>
+      <w:r>
+        <w:rPr>
+          <w:b/>
+          <w:bCs/>
+          <w:highlight w:val="yellow"/>
+        </w:rPr>
+        <w:t>APIE</w:t>
+      </w:r>
+      <w:r>
+        <w:rPr>
+          <w:b/>
+          <w:bCs/>
+        </w:rPr>
+        <w:t>)</w:t>
+      </w:r>
     </w:p>
     <w:p>
       <w:pPr>
@@ -147,6 +169,28 @@
       <w:r>
         <w:t> Can have both abstract and non-abstract methods. Abstract classes are used to provide a base for subclasses to extend and implement the abstract methods.</w:t>
       </w:r>
+      <w:r>
+        <w:t xml:space="preserve"> </w:t>
+      </w:r>
+      <w:r>
+        <w:t xml:space="preserve">When you need to provide a common base class with some default </w:t>
+      </w:r>
+      <w:r>
+        <w:t>behaviour</w:t>
+      </w:r>
+      <w:r>
+        <w:t xml:space="preserve"> for a group of </w:t>
+      </w:r>
+      <w:r>
+        <w:rPr>
+          <w:b/>
+          <w:bCs/>
+        </w:rPr>
+        <w:t>related</w:t>
+      </w:r>
+      <w:r>
+        <w:t xml:space="preserve"> classes.</w:t>
+      </w:r>
     </w:p>
     <w:p>
       <w:pPr>
@@ -164,6 +208,22 @@
       </w:r>
       <w:r>
         <w:t> Typically contains abstract methods only. Starting from Java 8, it can also contain default and static methods. Interfaces are used to implement abstraction.</w:t>
+      </w:r>
+      <w:r>
+        <w:t xml:space="preserve"> </w:t>
+      </w:r>
+      <w:r>
+        <w:t xml:space="preserve">When you want to define a contract that multiple </w:t>
+      </w:r>
+      <w:r>
+        <w:rPr>
+          <w:b/>
+          <w:bCs/>
+        </w:rPr>
+        <w:t>unrelated</w:t>
+      </w:r>
+      <w:r>
+        <w:t xml:space="preserve"> classes must adhere to.</w:t>
       </w:r>
     </w:p>
     <w:p/>
@@ -200,7 +260,17 @@
         </w:r>
       </w:hyperlink>
       <w:r>
-        <w:t>: The “final” is the keyword that can be used for immutability and restrictions in variables, methods, and classes.</w:t>
+        <w:t xml:space="preserve">: The “final” is the keyword that can be used for </w:t>
+      </w:r>
+      <w:r>
+        <w:rPr>
+          <w:b/>
+          <w:bCs/>
+        </w:rPr>
+        <w:t>immutability</w:t>
+      </w:r>
+      <w:r>
+        <w:t xml:space="preserve"> and restrictions in variables, methods, and classes.</w:t>
       </w:r>
     </w:p>
     <w:p>
@@ -211,6 +281,7 @@
         </w:numPr>
       </w:pPr>
       <w:hyperlink r:id="rId6" w:tgtFrame="_blank" w:history="1">
+        <w:proofErr w:type="gramStart"/>
         <w:r>
           <w:rPr>
             <w:rStyle w:val="Hyperlink"/>
@@ -219,6 +290,7 @@
           </w:rPr>
           <w:t>finally</w:t>
         </w:r>
+        <w:proofErr w:type="gramEnd"/>
       </w:hyperlink>
       <w:r>
         <w:rPr>
@@ -354,23 +426,7 @@
           <w:b/>
           <w:bCs/>
         </w:rPr>
-        <w:t>Explain "String", "StringBuilder", and "</w:t>
-      </w:r>
-      <w:proofErr w:type="spellStart"/>
-      <w:r>
-        <w:rPr>
-          <w:b/>
-          <w:bCs/>
-        </w:rPr>
-        <w:t>StringBuffer</w:t>
-      </w:r>
-      <w:proofErr w:type="spellEnd"/>
-      <w:r>
-        <w:rPr>
-          <w:b/>
-          <w:bCs/>
-        </w:rPr>
-        <w:t>".</w:t>
+        <w:t>Explain "String", "StringBuilder", and "StringBuffer".</w:t>
       </w:r>
     </w:p>
     <w:p>
@@ -431,11 +487,9 @@
           <w:numId w:val="6"/>
         </w:numPr>
       </w:pPr>
-      <w:proofErr w:type="spellStart"/>
       <w:r>
         <w:t>StringBuffer</w:t>
       </w:r>
-      <w:proofErr w:type="spellEnd"/>
       <w:r>
         <w:rPr>
           <w:b/>
@@ -460,6 +514,600 @@
           <w:b/>
           <w:bCs/>
         </w:rPr>
+        <w:t>Difference Between Comparable and Comparator</w:t>
+      </w:r>
+    </w:p>
+    <w:p>
+      <w:r>
+        <w:t>The table below demonstrates the difference between comparable and comparator in Java.</w:t>
+      </w:r>
+    </w:p>
+    <w:tbl>
+      <w:tblPr>
+        <w:tblW w:w="0" w:type="auto"/>
+        <w:tblCellMar>
+          <w:left w:w="0" w:type="dxa"/>
+          <w:right w:w="0" w:type="dxa"/>
+        </w:tblCellMar>
+        <w:tblLook w:val="04A0" w:firstRow="1" w:lastRow="0" w:firstColumn="1" w:lastColumn="0" w:noHBand="0" w:noVBand="1"/>
+      </w:tblPr>
+      <w:tblGrid>
+        <w:gridCol w:w="2108"/>
+        <w:gridCol w:w="3457"/>
+        <w:gridCol w:w="3455"/>
+      </w:tblGrid>
+      <w:tr>
+        <w:trPr>
+          <w:tblHeader/>
+        </w:trPr>
+        <w:tc>
+          <w:tcPr>
+            <w:tcW w:w="2152" w:type="dxa"/>
+            <w:tcBorders>
+              <w:top w:val="single" w:sz="2" w:space="0" w:color="DFDFDF"/>
+              <w:left w:val="single" w:sz="2" w:space="0" w:color="DFDFDF"/>
+              <w:bottom w:val="single" w:sz="2" w:space="0" w:color="DFDFDF"/>
+              <w:right w:val="single" w:sz="2" w:space="0" w:color="DFDFDF"/>
+            </w:tcBorders>
+            <w:shd w:val="clear" w:color="auto" w:fill="2A2A2C"/>
+            <w:tcMar>
+              <w:top w:w="150" w:type="dxa"/>
+              <w:left w:w="60" w:type="dxa"/>
+              <w:bottom w:w="150" w:type="dxa"/>
+              <w:right w:w="60" w:type="dxa"/>
+            </w:tcMar>
+            <w:vAlign w:val="bottom"/>
+            <w:hideMark/>
+          </w:tcPr>
+          <w:p>
+            <w:pPr>
+              <w:rPr>
+                <w:b/>
+                <w:bCs/>
+              </w:rPr>
+            </w:pPr>
+            <w:r>
+              <w:rPr>
+                <w:b/>
+                <w:bCs/>
+              </w:rPr>
+              <w:lastRenderedPageBreak/>
+              <w:t>Features</w:t>
+            </w:r>
+          </w:p>
+        </w:tc>
+        <w:tc>
+          <w:tcPr>
+            <w:tcW w:w="3668" w:type="dxa"/>
+            <w:tcBorders>
+              <w:top w:val="single" w:sz="2" w:space="0" w:color="DFDFDF"/>
+              <w:left w:val="single" w:sz="2" w:space="0" w:color="DFDFDF"/>
+              <w:bottom w:val="single" w:sz="2" w:space="0" w:color="DFDFDF"/>
+              <w:right w:val="single" w:sz="2" w:space="0" w:color="DFDFDF"/>
+            </w:tcBorders>
+            <w:shd w:val="clear" w:color="auto" w:fill="2A2A2C"/>
+            <w:tcMar>
+              <w:top w:w="150" w:type="dxa"/>
+              <w:left w:w="150" w:type="dxa"/>
+              <w:bottom w:w="150" w:type="dxa"/>
+              <w:right w:w="150" w:type="dxa"/>
+            </w:tcMar>
+            <w:vAlign w:val="bottom"/>
+            <w:hideMark/>
+          </w:tcPr>
+          <w:p>
+            <w:pPr>
+              <w:rPr>
+                <w:b/>
+                <w:bCs/>
+              </w:rPr>
+            </w:pPr>
+            <w:r>
+              <w:rPr>
+                <w:b/>
+                <w:bCs/>
+              </w:rPr>
+              <w:t>Comparable</w:t>
+            </w:r>
+          </w:p>
+        </w:tc>
+        <w:tc>
+          <w:tcPr>
+            <w:tcW w:w="3666" w:type="dxa"/>
+            <w:tcBorders>
+              <w:top w:val="single" w:sz="2" w:space="0" w:color="DFDFDF"/>
+              <w:left w:val="single" w:sz="2" w:space="0" w:color="DFDFDF"/>
+              <w:bottom w:val="single" w:sz="2" w:space="0" w:color="DFDFDF"/>
+              <w:right w:val="single" w:sz="2" w:space="0" w:color="DFDFDF"/>
+            </w:tcBorders>
+            <w:shd w:val="clear" w:color="auto" w:fill="2A2A2C"/>
+            <w:tcMar>
+              <w:top w:w="150" w:type="dxa"/>
+              <w:left w:w="150" w:type="dxa"/>
+              <w:bottom w:w="150" w:type="dxa"/>
+              <w:right w:w="150" w:type="dxa"/>
+            </w:tcMar>
+            <w:vAlign w:val="bottom"/>
+            <w:hideMark/>
+          </w:tcPr>
+          <w:p>
+            <w:pPr>
+              <w:rPr>
+                <w:b/>
+                <w:bCs/>
+              </w:rPr>
+            </w:pPr>
+            <w:r>
+              <w:rPr>
+                <w:b/>
+                <w:bCs/>
+              </w:rPr>
+              <w:t>Comparator</w:t>
+            </w:r>
+          </w:p>
+        </w:tc>
+      </w:tr>
+      <w:tr>
+        <w:tc>
+          <w:tcPr>
+            <w:tcW w:w="2152" w:type="dxa"/>
+            <w:tcBorders>
+              <w:top w:val="single" w:sz="2" w:space="0" w:color="DFDFDF"/>
+              <w:left w:val="single" w:sz="2" w:space="0" w:color="DFDFDF"/>
+              <w:bottom w:val="single" w:sz="2" w:space="0" w:color="DFDFDF"/>
+              <w:right w:val="single" w:sz="2" w:space="0" w:color="DFDFDF"/>
+            </w:tcBorders>
+            <w:shd w:val="clear" w:color="auto" w:fill="2A2A2C"/>
+            <w:tcMar>
+              <w:top w:w="95" w:type="dxa"/>
+              <w:left w:w="60" w:type="dxa"/>
+              <w:bottom w:w="95" w:type="dxa"/>
+              <w:right w:w="60" w:type="dxa"/>
+            </w:tcMar>
+            <w:vAlign w:val="bottom"/>
+            <w:hideMark/>
+          </w:tcPr>
+          <w:p>
+            <w:pPr>
+              <w:rPr>
+                <w:b/>
+                <w:bCs/>
+              </w:rPr>
+            </w:pPr>
+            <w:r>
+              <w:rPr>
+                <w:b/>
+                <w:bCs/>
+              </w:rPr>
+              <w:t>Definition</w:t>
+            </w:r>
+          </w:p>
+        </w:tc>
+        <w:tc>
+          <w:tcPr>
+            <w:tcW w:w="3668" w:type="dxa"/>
+            <w:tcBorders>
+              <w:top w:val="single" w:sz="2" w:space="0" w:color="DFDFDF"/>
+              <w:left w:val="single" w:sz="2" w:space="0" w:color="DFDFDF"/>
+              <w:bottom w:val="single" w:sz="2" w:space="0" w:color="DFDFDF"/>
+              <w:right w:val="single" w:sz="2" w:space="0" w:color="DFDFDF"/>
+            </w:tcBorders>
+            <w:shd w:val="clear" w:color="auto" w:fill="131417"/>
+            <w:tcMar>
+              <w:top w:w="210" w:type="dxa"/>
+              <w:left w:w="150" w:type="dxa"/>
+              <w:bottom w:w="210" w:type="dxa"/>
+              <w:right w:w="150" w:type="dxa"/>
+            </w:tcMar>
+            <w:vAlign w:val="center"/>
+            <w:hideMark/>
+          </w:tcPr>
+          <w:p>
+            <w:r>
+              <w:t>It defines natural ordering within the class.</w:t>
+            </w:r>
+          </w:p>
+        </w:tc>
+        <w:tc>
+          <w:tcPr>
+            <w:tcW w:w="3666" w:type="dxa"/>
+            <w:tcBorders>
+              <w:top w:val="single" w:sz="2" w:space="0" w:color="DFDFDF"/>
+              <w:left w:val="single" w:sz="2" w:space="0" w:color="DFDFDF"/>
+              <w:bottom w:val="single" w:sz="2" w:space="0" w:color="DFDFDF"/>
+              <w:right w:val="single" w:sz="2" w:space="0" w:color="DFDFDF"/>
+            </w:tcBorders>
+            <w:shd w:val="clear" w:color="auto" w:fill="131417"/>
+            <w:tcMar>
+              <w:top w:w="210" w:type="dxa"/>
+              <w:left w:w="150" w:type="dxa"/>
+              <w:bottom w:w="210" w:type="dxa"/>
+              <w:right w:w="150" w:type="dxa"/>
+            </w:tcMar>
+            <w:vAlign w:val="center"/>
+            <w:hideMark/>
+          </w:tcPr>
+          <w:p>
+            <w:r>
+              <w:t>It defines external sorting logic.</w:t>
+            </w:r>
+          </w:p>
+        </w:tc>
+      </w:tr>
+      <w:tr>
+        <w:tc>
+          <w:tcPr>
+            <w:tcW w:w="2152" w:type="dxa"/>
+            <w:tcBorders>
+              <w:top w:val="single" w:sz="2" w:space="0" w:color="DFDFDF"/>
+              <w:left w:val="single" w:sz="2" w:space="0" w:color="DFDFDF"/>
+              <w:bottom w:val="single" w:sz="2" w:space="0" w:color="DFDFDF"/>
+              <w:right w:val="single" w:sz="2" w:space="0" w:color="DFDFDF"/>
+            </w:tcBorders>
+            <w:shd w:val="clear" w:color="auto" w:fill="2A2A2C"/>
+            <w:tcMar>
+              <w:top w:w="95" w:type="dxa"/>
+              <w:left w:w="60" w:type="dxa"/>
+              <w:bottom w:w="95" w:type="dxa"/>
+              <w:right w:w="60" w:type="dxa"/>
+            </w:tcMar>
+            <w:vAlign w:val="bottom"/>
+            <w:hideMark/>
+          </w:tcPr>
+          <w:p>
+            <w:pPr>
+              <w:rPr>
+                <w:b/>
+                <w:bCs/>
+              </w:rPr>
+            </w:pPr>
+            <w:r>
+              <w:rPr>
+                <w:b/>
+                <w:bCs/>
+              </w:rPr>
+              <w:t>Method</w:t>
+            </w:r>
+          </w:p>
+        </w:tc>
+        <w:tc>
+          <w:tcPr>
+            <w:tcW w:w="3668" w:type="dxa"/>
+            <w:tcBorders>
+              <w:top w:val="single" w:sz="2" w:space="0" w:color="DFDFDF"/>
+              <w:left w:val="single" w:sz="2" w:space="0" w:color="DFDFDF"/>
+              <w:bottom w:val="single" w:sz="2" w:space="0" w:color="DFDFDF"/>
+              <w:right w:val="single" w:sz="2" w:space="0" w:color="DFDFDF"/>
+            </w:tcBorders>
+            <w:tcMar>
+              <w:top w:w="210" w:type="dxa"/>
+              <w:left w:w="150" w:type="dxa"/>
+              <w:bottom w:w="210" w:type="dxa"/>
+              <w:right w:w="150" w:type="dxa"/>
+            </w:tcMar>
+            <w:vAlign w:val="center"/>
+            <w:hideMark/>
+          </w:tcPr>
+          <w:p>
+            <w:proofErr w:type="spellStart"/>
+            <w:proofErr w:type="gramStart"/>
+            <w:r>
+              <w:t>compareTo</w:t>
+            </w:r>
+            <w:proofErr w:type="spellEnd"/>
+            <w:r>
+              <w:t>(</w:t>
+            </w:r>
+            <w:proofErr w:type="gramEnd"/>
+            <w:r>
+              <w:t>)</w:t>
+            </w:r>
+          </w:p>
+        </w:tc>
+        <w:tc>
+          <w:tcPr>
+            <w:tcW w:w="3666" w:type="dxa"/>
+            <w:tcBorders>
+              <w:top w:val="single" w:sz="2" w:space="0" w:color="DFDFDF"/>
+              <w:left w:val="single" w:sz="2" w:space="0" w:color="DFDFDF"/>
+              <w:bottom w:val="single" w:sz="2" w:space="0" w:color="DFDFDF"/>
+              <w:right w:val="single" w:sz="2" w:space="0" w:color="DFDFDF"/>
+            </w:tcBorders>
+            <w:tcMar>
+              <w:top w:w="210" w:type="dxa"/>
+              <w:left w:w="150" w:type="dxa"/>
+              <w:bottom w:w="210" w:type="dxa"/>
+              <w:right w:w="150" w:type="dxa"/>
+            </w:tcMar>
+            <w:vAlign w:val="center"/>
+            <w:hideMark/>
+          </w:tcPr>
+          <w:p>
+            <w:proofErr w:type="gramStart"/>
+            <w:r>
+              <w:t>compare(</w:t>
+            </w:r>
+            <w:proofErr w:type="gramEnd"/>
+            <w:r>
+              <w:t>)</w:t>
+            </w:r>
+          </w:p>
+        </w:tc>
+      </w:tr>
+      <w:tr>
+        <w:tc>
+          <w:tcPr>
+            <w:tcW w:w="2152" w:type="dxa"/>
+            <w:tcBorders>
+              <w:top w:val="single" w:sz="2" w:space="0" w:color="DFDFDF"/>
+              <w:left w:val="single" w:sz="2" w:space="0" w:color="DFDFDF"/>
+              <w:bottom w:val="single" w:sz="2" w:space="0" w:color="DFDFDF"/>
+              <w:right w:val="single" w:sz="2" w:space="0" w:color="DFDFDF"/>
+            </w:tcBorders>
+            <w:shd w:val="clear" w:color="auto" w:fill="2A2A2C"/>
+            <w:tcMar>
+              <w:top w:w="95" w:type="dxa"/>
+              <w:left w:w="60" w:type="dxa"/>
+              <w:bottom w:w="95" w:type="dxa"/>
+              <w:right w:w="60" w:type="dxa"/>
+            </w:tcMar>
+            <w:vAlign w:val="bottom"/>
+            <w:hideMark/>
+          </w:tcPr>
+          <w:p>
+            <w:pPr>
+              <w:rPr>
+                <w:b/>
+                <w:bCs/>
+              </w:rPr>
+            </w:pPr>
+            <w:r>
+              <w:rPr>
+                <w:b/>
+                <w:bCs/>
+              </w:rPr>
+              <w:t>Implementation</w:t>
+            </w:r>
+          </w:p>
+        </w:tc>
+        <w:tc>
+          <w:tcPr>
+            <w:tcW w:w="3668" w:type="dxa"/>
+            <w:tcBorders>
+              <w:top w:val="single" w:sz="2" w:space="0" w:color="DFDFDF"/>
+              <w:left w:val="single" w:sz="2" w:space="0" w:color="DFDFDF"/>
+              <w:bottom w:val="single" w:sz="2" w:space="0" w:color="DFDFDF"/>
+              <w:right w:val="single" w:sz="2" w:space="0" w:color="DFDFDF"/>
+            </w:tcBorders>
+            <w:shd w:val="clear" w:color="auto" w:fill="131417"/>
+            <w:tcMar>
+              <w:top w:w="210" w:type="dxa"/>
+              <w:left w:w="150" w:type="dxa"/>
+              <w:bottom w:w="210" w:type="dxa"/>
+              <w:right w:w="150" w:type="dxa"/>
+            </w:tcMar>
+            <w:vAlign w:val="center"/>
+            <w:hideMark/>
+          </w:tcPr>
+          <w:p>
+            <w:r>
+              <w:t>It is implemented in the class.</w:t>
+            </w:r>
+          </w:p>
+        </w:tc>
+        <w:tc>
+          <w:tcPr>
+            <w:tcW w:w="3666" w:type="dxa"/>
+            <w:tcBorders>
+              <w:top w:val="single" w:sz="2" w:space="0" w:color="DFDFDF"/>
+              <w:left w:val="single" w:sz="2" w:space="0" w:color="DFDFDF"/>
+              <w:bottom w:val="single" w:sz="2" w:space="0" w:color="DFDFDF"/>
+              <w:right w:val="single" w:sz="2" w:space="0" w:color="DFDFDF"/>
+            </w:tcBorders>
+            <w:shd w:val="clear" w:color="auto" w:fill="131417"/>
+            <w:tcMar>
+              <w:top w:w="210" w:type="dxa"/>
+              <w:left w:w="150" w:type="dxa"/>
+              <w:bottom w:w="210" w:type="dxa"/>
+              <w:right w:w="150" w:type="dxa"/>
+            </w:tcMar>
+            <w:vAlign w:val="center"/>
+            <w:hideMark/>
+          </w:tcPr>
+          <w:p>
+            <w:r>
+              <w:t>It is implemented in a separate class.</w:t>
+            </w:r>
+          </w:p>
+        </w:tc>
+      </w:tr>
+      <w:tr>
+        <w:tc>
+          <w:tcPr>
+            <w:tcW w:w="2152" w:type="dxa"/>
+            <w:tcBorders>
+              <w:top w:val="single" w:sz="2" w:space="0" w:color="DFDFDF"/>
+              <w:left w:val="single" w:sz="2" w:space="0" w:color="DFDFDF"/>
+              <w:bottom w:val="single" w:sz="2" w:space="0" w:color="DFDFDF"/>
+              <w:right w:val="single" w:sz="2" w:space="0" w:color="DFDFDF"/>
+            </w:tcBorders>
+            <w:shd w:val="clear" w:color="auto" w:fill="2A2A2C"/>
+            <w:tcMar>
+              <w:top w:w="95" w:type="dxa"/>
+              <w:left w:w="60" w:type="dxa"/>
+              <w:bottom w:w="95" w:type="dxa"/>
+              <w:right w:w="60" w:type="dxa"/>
+            </w:tcMar>
+            <w:vAlign w:val="bottom"/>
+            <w:hideMark/>
+          </w:tcPr>
+          <w:p>
+            <w:pPr>
+              <w:rPr>
+                <w:b/>
+                <w:bCs/>
+              </w:rPr>
+            </w:pPr>
+            <w:r>
+              <w:rPr>
+                <w:b/>
+                <w:bCs/>
+              </w:rPr>
+              <w:t>Sorting Criteria</w:t>
+            </w:r>
+          </w:p>
+        </w:tc>
+        <w:tc>
+          <w:tcPr>
+            <w:tcW w:w="3668" w:type="dxa"/>
+            <w:tcBorders>
+              <w:top w:val="single" w:sz="2" w:space="0" w:color="DFDFDF"/>
+              <w:left w:val="single" w:sz="2" w:space="0" w:color="DFDFDF"/>
+              <w:bottom w:val="single" w:sz="2" w:space="0" w:color="DFDFDF"/>
+              <w:right w:val="single" w:sz="2" w:space="0" w:color="DFDFDF"/>
+            </w:tcBorders>
+            <w:tcMar>
+              <w:top w:w="210" w:type="dxa"/>
+              <w:left w:w="150" w:type="dxa"/>
+              <w:bottom w:w="210" w:type="dxa"/>
+              <w:right w:w="150" w:type="dxa"/>
+            </w:tcMar>
+            <w:vAlign w:val="center"/>
+            <w:hideMark/>
+          </w:tcPr>
+          <w:p>
+            <w:r>
+              <w:t>Natural order sorting</w:t>
+            </w:r>
+          </w:p>
+        </w:tc>
+        <w:tc>
+          <w:tcPr>
+            <w:tcW w:w="3666" w:type="dxa"/>
+            <w:tcBorders>
+              <w:top w:val="single" w:sz="2" w:space="0" w:color="DFDFDF"/>
+              <w:left w:val="single" w:sz="2" w:space="0" w:color="DFDFDF"/>
+              <w:bottom w:val="single" w:sz="2" w:space="0" w:color="DFDFDF"/>
+              <w:right w:val="single" w:sz="2" w:space="0" w:color="DFDFDF"/>
+            </w:tcBorders>
+            <w:tcMar>
+              <w:top w:w="210" w:type="dxa"/>
+              <w:left w:w="150" w:type="dxa"/>
+              <w:bottom w:w="210" w:type="dxa"/>
+              <w:right w:w="150" w:type="dxa"/>
+            </w:tcMar>
+            <w:vAlign w:val="center"/>
+            <w:hideMark/>
+          </w:tcPr>
+          <w:p>
+            <w:r>
+              <w:t>Custom sorting</w:t>
+            </w:r>
+          </w:p>
+        </w:tc>
+      </w:tr>
+      <w:tr>
+        <w:tc>
+          <w:tcPr>
+            <w:tcW w:w="2152" w:type="dxa"/>
+            <w:tcBorders>
+              <w:top w:val="single" w:sz="2" w:space="0" w:color="DFDFDF"/>
+              <w:left w:val="single" w:sz="2" w:space="0" w:color="DFDFDF"/>
+              <w:bottom w:val="single" w:sz="2" w:space="0" w:color="DFDFDF"/>
+              <w:right w:val="single" w:sz="2" w:space="0" w:color="DFDFDF"/>
+            </w:tcBorders>
+            <w:shd w:val="clear" w:color="auto" w:fill="2A2A2C"/>
+            <w:tcMar>
+              <w:top w:w="95" w:type="dxa"/>
+              <w:left w:w="60" w:type="dxa"/>
+              <w:bottom w:w="95" w:type="dxa"/>
+              <w:right w:w="60" w:type="dxa"/>
+            </w:tcMar>
+            <w:vAlign w:val="bottom"/>
+            <w:hideMark/>
+          </w:tcPr>
+          <w:p>
+            <w:pPr>
+              <w:rPr>
+                <w:b/>
+                <w:bCs/>
+              </w:rPr>
+            </w:pPr>
+            <w:r>
+              <w:rPr>
+                <w:b/>
+                <w:bCs/>
+              </w:rPr>
+              <w:t>Usage</w:t>
+            </w:r>
+          </w:p>
+        </w:tc>
+        <w:tc>
+          <w:tcPr>
+            <w:tcW w:w="3668" w:type="dxa"/>
+            <w:tcBorders>
+              <w:top w:val="single" w:sz="2" w:space="0" w:color="DFDFDF"/>
+              <w:left w:val="single" w:sz="2" w:space="0" w:color="DFDFDF"/>
+              <w:bottom w:val="single" w:sz="2" w:space="0" w:color="DFDFDF"/>
+              <w:right w:val="single" w:sz="2" w:space="0" w:color="DFDFDF"/>
+            </w:tcBorders>
+            <w:shd w:val="clear" w:color="auto" w:fill="131417"/>
+            <w:tcMar>
+              <w:top w:w="210" w:type="dxa"/>
+              <w:left w:w="150" w:type="dxa"/>
+              <w:bottom w:w="210" w:type="dxa"/>
+              <w:right w:w="150" w:type="dxa"/>
+            </w:tcMar>
+            <w:vAlign w:val="center"/>
+            <w:hideMark/>
+          </w:tcPr>
+          <w:p>
+            <w:r>
+              <w:t>It is used for a single sorting order.</w:t>
+            </w:r>
+          </w:p>
+        </w:tc>
+        <w:tc>
+          <w:tcPr>
+            <w:tcW w:w="3666" w:type="dxa"/>
+            <w:tcBorders>
+              <w:top w:val="single" w:sz="2" w:space="0" w:color="DFDFDF"/>
+              <w:left w:val="single" w:sz="2" w:space="0" w:color="DFDFDF"/>
+              <w:bottom w:val="single" w:sz="2" w:space="0" w:color="DFDFDF"/>
+              <w:right w:val="single" w:sz="2" w:space="0" w:color="DFDFDF"/>
+            </w:tcBorders>
+            <w:shd w:val="clear" w:color="auto" w:fill="131417"/>
+            <w:tcMar>
+              <w:top w:w="210" w:type="dxa"/>
+              <w:left w:w="150" w:type="dxa"/>
+              <w:bottom w:w="210" w:type="dxa"/>
+              <w:right w:w="150" w:type="dxa"/>
+            </w:tcMar>
+            <w:vAlign w:val="center"/>
+            <w:hideMark/>
+          </w:tcPr>
+          <w:p>
+            <w:r>
+              <w:t>It is used for multiple sorting orders.</w:t>
+            </w:r>
+          </w:p>
+        </w:tc>
+      </w:tr>
+    </w:tbl>
+    <w:p/>
+    <w:p/>
+    <w:p>
+      <w:pPr>
+        <w:rPr>
+          <w:b/>
+          <w:bCs/>
+        </w:rPr>
+      </w:pPr>
+      <w:r>
+        <w:rPr>
+          <w:b/>
+          <w:bCs/>
+        </w:rPr>
         <w:t>What is the difference between "ArrayList" and "LinkedList"?</w:t>
       </w:r>
     </w:p>
@@ -475,30 +1123,30 @@
     </w:p>
     <w:p>
       <w:r>
+        <w:t>LinkedList: Doubly-linked list implementation of the List interface. Better for operations that require frequent addition and removal of elements from any part of the list.</w:t>
+      </w:r>
+    </w:p>
+    <w:p>
+      <w:pPr>
+        <w:rPr>
+          <w:b/>
+          <w:bCs/>
+        </w:rPr>
+      </w:pPr>
+      <w:r>
+        <w:rPr>
+          <w:b/>
+          <w:bCs/>
+        </w:rPr>
+        <w:t>Lifecycle of Threads</w:t>
+      </w:r>
+    </w:p>
+    <w:p>
+      <w:r>
+        <w:rPr>
+          <w:noProof/>
+        </w:rPr>
         <w:lastRenderedPageBreak/>
-        <w:t>LinkedList: Doubly-linked list implementation of the List interface. Better for operations that require frequent addition and removal of elements from any part of the list.</w:t>
-      </w:r>
-    </w:p>
-    <w:p>
-      <w:pPr>
-        <w:rPr>
-          <w:b/>
-          <w:bCs/>
-        </w:rPr>
-      </w:pPr>
-      <w:r>
-        <w:rPr>
-          <w:b/>
-          <w:bCs/>
-        </w:rPr>
-        <w:t>Lifecycle of Threads</w:t>
-      </w:r>
-    </w:p>
-    <w:p>
-      <w:r>
-        <w:rPr>
-          <w:noProof/>
-        </w:rPr>
         <w:drawing>
           <wp:inline distT="0" distB="0" distL="0" distR="0" wp14:anchorId="44E02FD2" wp14:editId="4D5DD670">
             <wp:extent cx="5731510" cy="4688205"/>
@@ -686,7 +1334,6 @@
           <w:b/>
           <w:bCs/>
         </w:rPr>
-        <w:lastRenderedPageBreak/>
         <w:t>Describe and compare fail-fast and fail-safe iterator</w:t>
       </w:r>
       <w:r>
@@ -712,7 +1359,20 @@
         <w:t>Fail-fast</w:t>
       </w:r>
       <w:r>
-        <w:t> iterators operate directly on the collection itself. During iteration, fail-fast iterators fail as soon as they realize that the collection has been modified (i.e., upon realizing that a member has been added, modified, or removed) and will throw a </w:t>
+        <w:t xml:space="preserve"> iterators operate </w:t>
+      </w:r>
+      <w:r>
+        <w:rPr>
+          <w:highlight w:val="yellow"/>
+        </w:rPr>
+        <w:t>directly on the collection itself</w:t>
+      </w:r>
+      <w:r>
+        <w:t xml:space="preserve">. During iteration, fail-fast iterators fail as soon as they realize that the collection has been modified (i.e., upon </w:t>
+      </w:r>
+      <w:r>
+        <w:lastRenderedPageBreak/>
+        <w:t>realizing that a member has been added, modified, or removed) and will throw a </w:t>
       </w:r>
       <w:proofErr w:type="spellStart"/>
       <w:r>
@@ -792,11 +1452,18 @@
         <w:rPr>
           <w:i/>
           <w:iCs/>
+          <w:highlight w:val="yellow"/>
         </w:rPr>
         <w:t>cloned copy</w:t>
       </w:r>
       <w:r>
-        <w:t> of the collection and therefore do </w:t>
+        <w:rPr>
+          <w:highlight w:val="yellow"/>
+        </w:rPr>
+        <w:t> of the collection</w:t>
+      </w:r>
+      <w:r>
+        <w:t xml:space="preserve"> and therefore do </w:t>
       </w:r>
       <w:r>
         <w:rPr>
@@ -871,6 +1538,7 @@
         <w:t xml:space="preserve">What is </w:t>
       </w:r>
       <w:proofErr w:type="spellStart"/>
+      <w:proofErr w:type="gramStart"/>
       <w:r>
         <w:rPr>
           <w:b/>
@@ -890,6 +1558,7 @@
         </w:rPr>
         <w:t> ?</w:t>
       </w:r>
+      <w:proofErr w:type="gramEnd"/>
     </w:p>
     <w:p>
       <w:r>
@@ -975,7 +1644,15 @@
       </w:r>
       <w:proofErr w:type="spellEnd"/>
       <w:r>
-        <w:t>&lt;String&gt;();</w:t>
+        <w:t>&lt;String</w:t>
+      </w:r>
+      <w:proofErr w:type="gramStart"/>
+      <w:r>
+        <w:t>&gt;(</w:t>
+      </w:r>
+      <w:proofErr w:type="gramEnd"/>
+      <w:r>
+        <w:t>);</w:t>
       </w:r>
     </w:p>
     <w:p/>
@@ -995,13 +1672,23 @@
       </w:r>
     </w:p>
     <w:p>
-      <w:r>
-        <w:t>sleep() is a blocking operation that keeps a hold on the monitor / lock of the shared object for the specified number of milliseconds.</w:t>
-      </w:r>
-    </w:p>
-    <w:p>
-      <w:r>
-        <w:t>wait(), on the other hand, simply </w:t>
+      <w:proofErr w:type="gramStart"/>
+      <w:r>
+        <w:t>sleep(</w:t>
+      </w:r>
+      <w:proofErr w:type="gramEnd"/>
+      <w:r>
+        <w:t>) is a blocking operation that keeps a hold on the monitor / lock of the shared object for the specified number of milliseconds.</w:t>
+      </w:r>
+    </w:p>
+    <w:p>
+      <w:proofErr w:type="gramStart"/>
+      <w:r>
+        <w:t>wait(</w:t>
+      </w:r>
+      <w:proofErr w:type="gramEnd"/>
+      <w:r>
+        <w:t>), on the other hand, simply </w:t>
       </w:r>
       <w:r>
         <w:rPr>
@@ -1045,16 +1732,42 @@
       </w:r>
     </w:p>
     <w:p>
-      <w:r>
-        <w:t>sleep() is most commonly used for polling, or to check for certain results, at a regular interval. wait() is generally used in multithreaded applications, in conjunction with notify() / </w:t>
+      <w:proofErr w:type="gramStart"/>
+      <w:r>
+        <w:t>sleep(</w:t>
+      </w:r>
+      <w:proofErr w:type="gramEnd"/>
+      <w:r>
+        <w:t>) is most commonly used for polling, or to check for certain results, at a regular interval. </w:t>
+      </w:r>
+      <w:proofErr w:type="gramStart"/>
+      <w:r>
+        <w:t>wait(</w:t>
+      </w:r>
+      <w:proofErr w:type="gramEnd"/>
+      <w:r>
+        <w:t>) is generally used in multithreaded applications, in conjunction with </w:t>
+      </w:r>
+      <w:proofErr w:type="gramStart"/>
+      <w:r>
+        <w:t>notify(</w:t>
+      </w:r>
+      <w:proofErr w:type="gramEnd"/>
+      <w:r>
+        <w:t>) / </w:t>
       </w:r>
       <w:proofErr w:type="spellStart"/>
+      <w:proofErr w:type="gramStart"/>
       <w:r>
         <w:t>notifyAll</w:t>
       </w:r>
       <w:proofErr w:type="spellEnd"/>
       <w:r>
-        <w:t>(), to achieve synchronization and avoid race conditions.</w:t>
+        <w:t>(</w:t>
+      </w:r>
+      <w:proofErr w:type="gramEnd"/>
+      <w:r>
+        <w:t>), to achieve synchronization and avoid race conditions.</w:t>
       </w:r>
     </w:p>
     <w:p/>
@@ -1071,11 +1784,6 @@
           <w:bCs/>
         </w:rPr>
         <w:t>What is the Java Classloader? List and explain the purpose of the three types of class loaders.</w:t>
-      </w:r>
-    </w:p>
-    <w:p>
-      <w:r>
-        <w:t>Hide answer</w:t>
       </w:r>
     </w:p>
     <w:p>
@@ -1116,7 +1824,6 @@
     </w:p>
     <w:p>
       <w:r>
-        <w:lastRenderedPageBreak/>
         <w:t>2. </w:t>
       </w:r>
       <w:r>
@@ -1398,7 +2105,26 @@
         </w:numPr>
       </w:pPr>
       <w:r>
-        <w:t>"is-a" relationships are implemented through inheritance, where a class inherits properties and methods from a parent class</w:t>
+        <w:t>"</w:t>
+      </w:r>
+      <w:proofErr w:type="gramStart"/>
+      <w:r>
+        <w:t>is</w:t>
+      </w:r>
+      <w:proofErr w:type="gramEnd"/>
+      <w:r>
+        <w:t xml:space="preserve">-a" relationships are implemented through </w:t>
+      </w:r>
+      <w:r>
+        <w:rPr>
+          <w:b/>
+          <w:bCs/>
+          <w:highlight w:val="yellow"/>
+        </w:rPr>
+        <w:t>inheritance</w:t>
+      </w:r>
+      <w:r>
+        <w:t>, where a class inherits properties and methods from a parent class</w:t>
       </w:r>
       <w:r>
         <w:t xml:space="preserve">. </w:t>
@@ -1428,7 +2154,34 @@
         </w:numPr>
       </w:pPr>
       <w:r>
-        <w:t>"has-a" relationships are implemented through composition, where one class contains an instance of another class. </w:t>
+        <w:t>"</w:t>
+      </w:r>
+      <w:proofErr w:type="gramStart"/>
+      <w:r>
+        <w:t>has</w:t>
+      </w:r>
+      <w:proofErr w:type="gramEnd"/>
+      <w:r>
+        <w:t xml:space="preserve">-a" relationships are implemented through </w:t>
+      </w:r>
+      <w:r>
+        <w:rPr>
+          <w:b/>
+          <w:bCs/>
+          <w:highlight w:val="yellow"/>
+        </w:rPr>
+        <w:t>composition</w:t>
+      </w:r>
+      <w:r>
+        <w:rPr>
+          <w:b/>
+          <w:bCs/>
+          <w:highlight w:val="yellow"/>
+        </w:rPr>
+        <w:t xml:space="preserve"> or aggregation</w:t>
+      </w:r>
+      <w:r>
+        <w:t>, where one class contains an instance of another class. </w:t>
       </w:r>
       <w:r>
         <w:rPr>
@@ -1721,7 +2474,15 @@
     </w:p>
     <w:p>
       <w:r>
-        <w:t>Dynamic method dispatch is a resolving mechanism for method overriding during the run time. Method overriding is the one where the method in a subclass has the same name, parameters, and return type as a method in the superclass. When the over-ridden method is called through a superclass reference, java determines which version (superclass or subclass) of that method is to be executed based upon the type of an object being referred to at the time the call occurs. Thus the decision is made at run time. This is referred to as dynamic method dispatch.</w:t>
+        <w:t xml:space="preserve">Dynamic method dispatch is a resolving mechanism for method overriding during the run time. Method overriding is the one where the method in a subclass has the same name, parameters, and return type as a method in the superclass. When the over-ridden method is called through a superclass reference, java determines which version (superclass or subclass) of that method is to be executed based upon the type of an object being referred to at the time the call occurs. </w:t>
+      </w:r>
+      <w:proofErr w:type="gramStart"/>
+      <w:r>
+        <w:t>Thus</w:t>
+      </w:r>
+      <w:proofErr w:type="gramEnd"/>
+      <w:r>
+        <w:t xml:space="preserve"> the decision is made at run time. This is referred to as dynamic method dispatch.</w:t>
       </w:r>
     </w:p>
     <w:p/>
@@ -1732,7 +2493,6 @@
           <w:bCs/>
         </w:rPr>
       </w:pPr>
-      <w:proofErr w:type="spellStart"/>
       <w:r>
         <w:rPr>
           <w:b/>
@@ -1740,7 +2500,6 @@
         </w:rPr>
         <w:t>BlockingQueue</w:t>
       </w:r>
-      <w:proofErr w:type="spellEnd"/>
     </w:p>
     <w:p>
       <w:r>
@@ -1800,28 +2559,41 @@
     <w:p>
       <w:r>
         <w:lastRenderedPageBreak/>
-        <w:t>The producing thread will keep producing new objects and insert them into the </w:t>
+        <w:t>The producing thread will keep producing new objects and insert them into the BlockingQueue, until the queue reaches some upper bound on what it can contain. It's limit, in other words. If the blocking queue reaches its upper limit, the producing thread is blocked while trying to insert the new object. It remains blocked until a consuming thread takes an object out of the queue.</w:t>
+      </w:r>
+    </w:p>
+    <w:p>
+      <w:r>
+        <w:t>The consuming thread keeps taking objects out of the BlockingQueue to processes them. If the consuming thread tries to take an object out of an empty queue, the consuming thread is blocked until a producing thread puts an object into the queue.</w:t>
+      </w:r>
+    </w:p>
+    <w:p/>
+    <w:p>
+      <w:pPr>
+        <w:rPr>
+          <w:b/>
+          <w:bCs/>
+        </w:rPr>
+      </w:pPr>
+      <w:r>
+        <w:rPr>
+          <w:b/>
+          <w:bCs/>
+        </w:rPr>
+        <w:t>How to make Java ArrayList Read-Only?</w:t>
+      </w:r>
+    </w:p>
+    <w:p>
+      <w:r>
+        <w:t xml:space="preserve">An ArrayList can be made ready only using the method provided by Collections using the </w:t>
       </w:r>
       <w:proofErr w:type="spellStart"/>
       <w:r>
-        <w:t>BlockingQueue</w:t>
+        <w:t>Collections.unmodifiableList</w:t>
       </w:r>
       <w:proofErr w:type="spellEnd"/>
       <w:r>
-        <w:t>, until the queue reaches some upper bound on what it can contain. It's limit, in other words. If the blocking queue reaches its upper limit, the producing thread is blocked while trying to insert the new object. It remains blocked until a consuming thread takes an object out of the queue.</w:t>
-      </w:r>
-    </w:p>
-    <w:p>
-      <w:r>
-        <w:t>The consuming thread keeps taking objects out of the </w:t>
-      </w:r>
-      <w:proofErr w:type="spellStart"/>
-      <w:r>
-        <w:t>BlockingQueue</w:t>
-      </w:r>
-      <w:proofErr w:type="spellEnd"/>
-      <w:r>
-        <w:t> to processes them. If the consuming thread tries to take an object out of an empty queue, the consuming thread is blocked until a producing thread puts an object into the queue.</w:t>
+        <w:t>() method. </w:t>
       </w:r>
     </w:p>
     <w:p/>
@@ -1920,6 +2692,7 @@
         <w:rPr>
           <w:noProof/>
         </w:rPr>
+        <w:lastRenderedPageBreak/>
         <mc:AlternateContent>
           <mc:Choice Requires="wps">
             <w:drawing>
@@ -2039,7 +2812,6 @@
           <w:b/>
           <w:bCs/>
         </w:rPr>
-        <w:lastRenderedPageBreak/>
         <w:t>Aspect-Oriented Programming (AOP)</w:t>
       </w:r>
       <w:r>
@@ -2337,7 +3109,6 @@
           <w:b/>
           <w:bCs/>
         </w:rPr>
-        <w:lastRenderedPageBreak/>
         <w:t>byName</w:t>
       </w:r>
       <w:proofErr w:type="spellEnd"/>
@@ -2551,7 +3322,23 @@
           <w:b/>
           <w:bCs/>
         </w:rPr>
-        <w:t xml:space="preserve">What Are Aspect, Advice, Pointcut and </w:t>
+        <w:t xml:space="preserve">What </w:t>
+      </w:r>
+      <w:proofErr w:type="gramStart"/>
+      <w:r>
+        <w:rPr>
+          <w:b/>
+          <w:bCs/>
+        </w:rPr>
+        <w:t>Are</w:t>
+      </w:r>
+      <w:proofErr w:type="gramEnd"/>
+      <w:r>
+        <w:rPr>
+          <w:b/>
+          <w:bCs/>
+        </w:rPr>
+        <w:t xml:space="preserve"> Aspect, Advice, Pointcut and </w:t>
       </w:r>
       <w:proofErr w:type="spellStart"/>
       <w:r>
@@ -2730,6 +3517,7 @@
     </w:p>
     <w:p>
       <w:r>
+        <w:lastRenderedPageBreak/>
         <w:t>This project provides two core types: </w:t>
       </w:r>
       <w:r>
@@ -2786,7 +3574,6 @@
           <w:b/>
           <w:bCs/>
         </w:rPr>
-        <w:lastRenderedPageBreak/>
         <w:t>What Is the Use of </w:t>
       </w:r>
       <w:proofErr w:type="spellStart"/>
@@ -3002,6 +3789,7 @@
         </w:numPr>
       </w:pPr>
       <w:r>
+        <w:lastRenderedPageBreak/>
         <w:t>REQUIRED (Default): Joins an existing transaction if one exists; otherwise, creates a new one. </w:t>
       </w:r>
     </w:p>
@@ -3024,7 +3812,6 @@
         </w:numPr>
       </w:pPr>
       <w:r>
-        <w:lastRenderedPageBreak/>
         <w:t>NESTED: Creates a nested transaction within an existing one, allowing rollback of the nested transaction without affecting the outer one. </w:t>
       </w:r>
     </w:p>
@@ -3106,7 +3893,10 @@
         </w:numPr>
       </w:pPr>
       <w:r>
-        <w:t>READ_UNCOMMITTED: Allows reading uncommitted data, potentially leading to dirty reads.</w:t>
+        <w:t xml:space="preserve">READ_UNCOMMITTED: Allows reading uncommitted data, potentially leading to </w:t>
+      </w:r>
+      <w:r>
+        <w:t>dirty reads.</w:t>
       </w:r>
     </w:p>
     <w:p>
@@ -3153,8 +3943,614 @@
     </w:p>
     <w:p/>
     <w:p/>
+    <w:p>
+      <w:pPr>
+        <w:rPr>
+          <w:b/>
+          <w:bCs/>
+        </w:rPr>
+      </w:pPr>
+      <w:r>
+        <w:rPr>
+          <w:b/>
+          <w:bCs/>
+        </w:rPr>
+        <w:t xml:space="preserve">Explain </w:t>
+      </w:r>
+      <w:proofErr w:type="spellStart"/>
+      <w:r>
+        <w:rPr>
+          <w:b/>
+          <w:bCs/>
+        </w:rPr>
+        <w:t>DispatcherServlet</w:t>
+      </w:r>
+      <w:proofErr w:type="spellEnd"/>
+      <w:r>
+        <w:rPr>
+          <w:b/>
+          <w:bCs/>
+        </w:rPr>
+        <w:t xml:space="preserve"> and Request Flow in Spring MVC?</w:t>
+      </w:r>
+    </w:p>
+    <w:p>
+      <w:r>
+        <w:t>It is the central component of the Spring MVC framework and acts as the front controller, receiving all incoming requests and dispatching them to relevant controllers based on the request URL and mapping configuration hence maintaining the overall request-response cycle.</w:t>
+      </w:r>
+    </w:p>
+    <w:p>
+      <w:pPr>
+        <w:numPr>
+          <w:ilvl w:val="0"/>
+          <w:numId w:val="30"/>
+        </w:numPr>
+      </w:pPr>
+      <w:r>
+        <w:rPr>
+          <w:b/>
+          <w:bCs/>
+        </w:rPr>
+        <w:t>Request Flow:</w:t>
+      </w:r>
+    </w:p>
+    <w:p>
+      <w:pPr>
+        <w:numPr>
+          <w:ilvl w:val="1"/>
+          <w:numId w:val="31"/>
+        </w:numPr>
+      </w:pPr>
+      <w:r>
+        <w:t xml:space="preserve">The client sends a request to the </w:t>
+      </w:r>
+      <w:proofErr w:type="spellStart"/>
+      <w:r>
+        <w:t>DispatcherServlet</w:t>
+      </w:r>
+      <w:proofErr w:type="spellEnd"/>
+      <w:r>
+        <w:t>.</w:t>
+      </w:r>
+    </w:p>
+    <w:p>
+      <w:pPr>
+        <w:numPr>
+          <w:ilvl w:val="1"/>
+          <w:numId w:val="32"/>
+        </w:numPr>
+      </w:pPr>
+      <w:proofErr w:type="spellStart"/>
+      <w:r>
+        <w:t>DispatcherServlet</w:t>
+      </w:r>
+      <w:proofErr w:type="spellEnd"/>
+      <w:r>
+        <w:t xml:space="preserve"> identifies the appropriate controller based on request mapping.</w:t>
+      </w:r>
+    </w:p>
+    <w:p>
+      <w:pPr>
+        <w:numPr>
+          <w:ilvl w:val="1"/>
+          <w:numId w:val="33"/>
+        </w:numPr>
+      </w:pPr>
+      <w:r>
+        <w:t>The controller processes the request, interacts with the model, and returns a model object.</w:t>
+      </w:r>
+    </w:p>
+    <w:p>
+      <w:pPr>
+        <w:numPr>
+          <w:ilvl w:val="1"/>
+          <w:numId w:val="34"/>
+        </w:numPr>
+      </w:pPr>
+      <w:proofErr w:type="spellStart"/>
+      <w:r>
+        <w:lastRenderedPageBreak/>
+        <w:t>DispatcherServlet</w:t>
+      </w:r>
+      <w:proofErr w:type="spellEnd"/>
+      <w:r>
+        <w:t xml:space="preserve"> selects the appropriate view based on the returned view name.</w:t>
+      </w:r>
+    </w:p>
+    <w:p>
+      <w:pPr>
+        <w:numPr>
+          <w:ilvl w:val="1"/>
+          <w:numId w:val="35"/>
+        </w:numPr>
+      </w:pPr>
+      <w:r>
+        <w:t>View renders the model data into the final response and sends it back to the client.</w:t>
+      </w:r>
+    </w:p>
+    <w:p>
+      <w:r>
+        <w:drawing>
+          <wp:inline distT="0" distB="0" distL="0" distR="0" wp14:anchorId="1B1CB4A5" wp14:editId="01675225">
+            <wp:extent cx="5731510" cy="2865755"/>
+            <wp:effectExtent l="0" t="0" r="2540" b="0"/>
+            <wp:docPr id="1962739917" name="Picture 3" descr="2"/>
+            <wp:cNvGraphicFramePr>
+              <a:graphicFrameLocks xmlns:a="http://schemas.openxmlformats.org/drawingml/2006/main" noChangeAspect="1"/>
+            </wp:cNvGraphicFramePr>
+            <a:graphic xmlns:a="http://schemas.openxmlformats.org/drawingml/2006/main">
+              <a:graphicData uri="http://schemas.openxmlformats.org/drawingml/2006/picture">
+                <pic:pic xmlns:pic="http://schemas.openxmlformats.org/drawingml/2006/picture">
+                  <pic:nvPicPr>
+                    <pic:cNvPr id="0" name="Picture 6" descr="2"/>
+                    <pic:cNvPicPr>
+                      <a:picLocks noChangeAspect="1" noChangeArrowheads="1"/>
+                    </pic:cNvPicPr>
+                  </pic:nvPicPr>
+                  <pic:blipFill>
+                    <a:blip r:embed="rId23">
+                      <a:extLst>
+                        <a:ext uri="{28A0092B-C50C-407E-A947-70E740481C1C}">
+                          <a14:useLocalDpi xmlns:a14="http://schemas.microsoft.com/office/drawing/2010/main" val="0"/>
+                        </a:ext>
+                      </a:extLst>
+                    </a:blip>
+                    <a:srcRect/>
+                    <a:stretch>
+                      <a:fillRect/>
+                    </a:stretch>
+                  </pic:blipFill>
+                  <pic:spPr bwMode="auto">
+                    <a:xfrm>
+                      <a:off x="0" y="0"/>
+                      <a:ext cx="5731510" cy="2865755"/>
+                    </a:xfrm>
+                    <a:prstGeom prst="rect">
+                      <a:avLst/>
+                    </a:prstGeom>
+                    <a:noFill/>
+                    <a:ln>
+                      <a:noFill/>
+                    </a:ln>
+                  </pic:spPr>
+                </pic:pic>
+              </a:graphicData>
+            </a:graphic>
+          </wp:inline>
+        </w:drawing>
+      </w:r>
+    </w:p>
     <w:p/>
     <w:p/>
+    <w:p>
+      <w:r>
+        <w:t xml:space="preserve">Java Concurrency </w:t>
+      </w:r>
+    </w:p>
+    <w:p>
+      <w:pPr>
+        <w:numPr>
+          <w:ilvl w:val="0"/>
+          <w:numId w:val="36"/>
+        </w:numPr>
+        <w:shd w:val="clear" w:color="auto" w:fill="FFFFFF"/>
+        <w:spacing w:before="100" w:beforeAutospacing="1" w:after="100" w:afterAutospacing="1" w:line="240" w:lineRule="auto"/>
+      </w:pPr>
+      <w:proofErr w:type="gramStart"/>
+      <w:r>
+        <w:t>wait(</w:t>
+      </w:r>
+      <w:proofErr w:type="gramEnd"/>
+      <w:r>
+        <w:t xml:space="preserve">) &amp; </w:t>
+      </w:r>
+      <w:proofErr w:type="gramStart"/>
+      <w:r>
+        <w:t>notify(</w:t>
+      </w:r>
+      <w:proofErr w:type="gramEnd"/>
+      <w:r>
+        <w:t>)</w:t>
+      </w:r>
+    </w:p>
+    <w:p>
+      <w:pPr>
+        <w:numPr>
+          <w:ilvl w:val="0"/>
+          <w:numId w:val="36"/>
+        </w:numPr>
+        <w:shd w:val="clear" w:color="auto" w:fill="FFFFFF"/>
+        <w:spacing w:before="100" w:beforeAutospacing="1" w:after="100" w:afterAutospacing="1" w:line="240" w:lineRule="auto"/>
+      </w:pPr>
+      <w:proofErr w:type="gramStart"/>
+      <w:r>
+        <w:t>sleep(</w:t>
+      </w:r>
+      <w:proofErr w:type="gramEnd"/>
+      <w:r>
+        <w:t xml:space="preserve">) </w:t>
+      </w:r>
+    </w:p>
+    <w:p>
+      <w:pPr>
+        <w:numPr>
+          <w:ilvl w:val="0"/>
+          <w:numId w:val="36"/>
+        </w:numPr>
+        <w:shd w:val="clear" w:color="auto" w:fill="FFFFFF"/>
+        <w:spacing w:before="100" w:beforeAutospacing="1" w:after="100" w:afterAutospacing="1" w:line="240" w:lineRule="auto"/>
+      </w:pPr>
+      <w:r>
+        <w:t>ExecutorService</w:t>
+      </w:r>
+      <w:r>
+        <w:t xml:space="preserve"> </w:t>
+      </w:r>
+    </w:p>
+    <w:p>
+      <w:pPr>
+        <w:pStyle w:val="ListParagraph"/>
+        <w:numPr>
+          <w:ilvl w:val="0"/>
+          <w:numId w:val="36"/>
+        </w:numPr>
+      </w:pPr>
+      <w:r>
+        <w:t>Future</w:t>
+      </w:r>
+    </w:p>
+    <w:p>
+      <w:pPr>
+        <w:pStyle w:val="ListParagraph"/>
+        <w:numPr>
+          <w:ilvl w:val="0"/>
+          <w:numId w:val="36"/>
+        </w:numPr>
+      </w:pPr>
+      <w:r>
+        <w:t>CompletableFuture</w:t>
+      </w:r>
+    </w:p>
+    <w:p>
+      <w:pPr>
+        <w:pStyle w:val="ListParagraph"/>
+        <w:numPr>
+          <w:ilvl w:val="0"/>
+          <w:numId w:val="36"/>
+        </w:numPr>
+      </w:pPr>
+      <w:r>
+        <w:t>BlockingQueue</w:t>
+      </w:r>
+    </w:p>
+    <w:p>
+      <w:pPr>
+        <w:pStyle w:val="ListParagraph"/>
+        <w:numPr>
+          <w:ilvl w:val="0"/>
+          <w:numId w:val="36"/>
+        </w:numPr>
+      </w:pPr>
+      <w:r>
+        <w:t>S</w:t>
+      </w:r>
+      <w:r>
+        <w:t>ynchronized</w:t>
+      </w:r>
+    </w:p>
+    <w:p>
+      <w:pPr>
+        <w:pStyle w:val="ListParagraph"/>
+        <w:numPr>
+          <w:ilvl w:val="0"/>
+          <w:numId w:val="36"/>
+        </w:numPr>
+      </w:pPr>
+      <w:proofErr w:type="spellStart"/>
+      <w:r>
+        <w:t>ForkJoinTask</w:t>
+      </w:r>
+      <w:proofErr w:type="spellEnd"/>
+    </w:p>
+    <w:p>
+      <w:pPr>
+        <w:pStyle w:val="ListParagraph"/>
+        <w:numPr>
+          <w:ilvl w:val="0"/>
+          <w:numId w:val="36"/>
+        </w:numPr>
+      </w:pPr>
+      <w:proofErr w:type="spellStart"/>
+      <w:r>
+        <w:t>ThreadLocal</w:t>
+      </w:r>
+      <w:proofErr w:type="spellEnd"/>
+    </w:p>
+    <w:p/>
+    <w:p/>
+    <w:p>
+      <w:pPr>
+        <w:rPr>
+          <w:b/>
+          <w:bCs/>
+        </w:rPr>
+      </w:pPr>
+      <w:r>
+        <w:rPr>
+          <w:b/>
+          <w:bCs/>
+        </w:rPr>
+        <w:t> </w:t>
+      </w:r>
+      <w:r>
+        <w:rPr>
+          <w:b/>
+          <w:bCs/>
+          <w:i/>
+          <w:iCs/>
+        </w:rPr>
+        <w:t>ExecutorService</w:t>
+      </w:r>
+    </w:p>
+    <w:p>
+      <w:r>
+        <w:rPr>
+          <w:i/>
+          <w:iCs/>
+        </w:rPr>
+        <w:t>ExecutorService</w:t>
+      </w:r>
+      <w:r>
+        <w:t> is a complete solution for asynchronous processing. It manages an in-memory queue and schedules submitted tasks based on thread availability.</w:t>
+      </w:r>
+    </w:p>
+    <w:p/>
+    <w:p>
+      <w:pPr>
+        <w:rPr>
+          <w:b/>
+          <w:bCs/>
+        </w:rPr>
+      </w:pPr>
+      <w:r>
+        <w:rPr>
+          <w:b/>
+          <w:bCs/>
+          <w:i/>
+          <w:iCs/>
+        </w:rPr>
+        <w:lastRenderedPageBreak/>
+        <w:t>Future</w:t>
+      </w:r>
+    </w:p>
+    <w:p>
+      <w:r>
+        <w:rPr>
+          <w:i/>
+          <w:iCs/>
+        </w:rPr>
+        <w:t>Future</w:t>
+      </w:r>
+      <w:r>
+        <w:t> is used to represent the result of an asynchronous operation. </w:t>
+      </w:r>
+      <w:r>
+        <w:t>When using Future, you submit a task to an ExecutorService, and it returns a Future object. However, to get the result of the computation, </w:t>
+      </w:r>
+      <w:r>
+        <w:rPr>
+          <w:b/>
+          <w:bCs/>
+        </w:rPr>
+        <w:t>you must call the </w:t>
+      </w:r>
+      <w:proofErr w:type="gramStart"/>
+      <w:r>
+        <w:rPr>
+          <w:b/>
+          <w:bCs/>
+        </w:rPr>
+        <w:t>get(</w:t>
+      </w:r>
+      <w:proofErr w:type="gramEnd"/>
+      <w:r>
+        <w:rPr>
+          <w:b/>
+          <w:bCs/>
+        </w:rPr>
+        <w:t>) method</w:t>
+      </w:r>
+      <w:r>
+        <w:t xml:space="preserve">, which </w:t>
+      </w:r>
+      <w:r>
+        <w:rPr>
+          <w:highlight w:val="yellow"/>
+        </w:rPr>
+        <w:t>blocks</w:t>
+      </w:r>
+      <w:r>
+        <w:t xml:space="preserve"> the calling thread until the task is complete. This can make your application less responsive, as it waits for the computation to finish.</w:t>
+      </w:r>
+      <w:r>
+        <w:br/>
+      </w:r>
+    </w:p>
+    <w:p>
+      <w:r>
+        <w:rPr>
+          <w:b/>
+          <w:bCs/>
+        </w:rPr>
+        <w:t>CompletableFuture</w:t>
+      </w:r>
+      <w:r>
+        <w:t xml:space="preserve">: </w:t>
+      </w:r>
+    </w:p>
+    <w:p>
+      <w:r>
+        <w:t xml:space="preserve">With CompletableFuture, you get </w:t>
+      </w:r>
+      <w:r>
+        <w:rPr>
+          <w:highlight w:val="yellow"/>
+        </w:rPr>
+        <w:t>non-blocking</w:t>
+      </w:r>
+      <w:r>
+        <w:t xml:space="preserve"> execution. It allows you to define what happens when the computation is done through methods like </w:t>
+      </w:r>
+      <w:proofErr w:type="spellStart"/>
+      <w:proofErr w:type="gramStart"/>
+      <w:r>
+        <w:rPr>
+          <w:b/>
+          <w:bCs/>
+        </w:rPr>
+        <w:t>thenApply</w:t>
+      </w:r>
+      <w:proofErr w:type="spellEnd"/>
+      <w:r>
+        <w:rPr>
+          <w:b/>
+          <w:bCs/>
+        </w:rPr>
+        <w:t>(</w:t>
+      </w:r>
+      <w:proofErr w:type="gramEnd"/>
+      <w:r>
+        <w:rPr>
+          <w:b/>
+          <w:bCs/>
+        </w:rPr>
+        <w:t>), </w:t>
+      </w:r>
+      <w:proofErr w:type="spellStart"/>
+      <w:proofErr w:type="gramStart"/>
+      <w:r>
+        <w:rPr>
+          <w:b/>
+          <w:bCs/>
+        </w:rPr>
+        <w:t>thenAccept</w:t>
+      </w:r>
+      <w:proofErr w:type="spellEnd"/>
+      <w:r>
+        <w:rPr>
+          <w:b/>
+          <w:bCs/>
+        </w:rPr>
+        <w:t>(</w:t>
+      </w:r>
+      <w:proofErr w:type="gramEnd"/>
+      <w:r>
+        <w:rPr>
+          <w:b/>
+          <w:bCs/>
+        </w:rPr>
+        <w:t>), and </w:t>
+      </w:r>
+      <w:proofErr w:type="spellStart"/>
+      <w:proofErr w:type="gramStart"/>
+      <w:r>
+        <w:rPr>
+          <w:b/>
+          <w:bCs/>
+        </w:rPr>
+        <w:t>thenRun</w:t>
+      </w:r>
+      <w:proofErr w:type="spellEnd"/>
+      <w:r>
+        <w:rPr>
+          <w:b/>
+          <w:bCs/>
+        </w:rPr>
+        <w:t>(</w:t>
+      </w:r>
+      <w:proofErr w:type="gramEnd"/>
+      <w:r>
+        <w:rPr>
+          <w:b/>
+          <w:bCs/>
+        </w:rPr>
+        <w:t>)</w:t>
+      </w:r>
+      <w:r>
+        <w:t>. This makes your application much more responsive, as it doesn't block the main thread while waiting for the result.</w:t>
+      </w:r>
+    </w:p>
+    <w:p/>
+    <w:p>
+      <w:hyperlink r:id="rId24" w:history="1">
+        <w:proofErr w:type="spellStart"/>
+        <w:r>
+          <w:rPr>
+            <w:rStyle w:val="Hyperlink"/>
+            <w:i/>
+            <w:iCs/>
+          </w:rPr>
+          <w:t>ForkJoinTask</w:t>
+        </w:r>
+        <w:proofErr w:type="spellEnd"/>
+      </w:hyperlink>
+      <w:r>
+        <w:t> is an abstract class which implements </w:t>
+      </w:r>
+      <w:r>
+        <w:rPr>
+          <w:i/>
+          <w:iCs/>
+        </w:rPr>
+        <w:t>Future,</w:t>
+      </w:r>
+      <w:r>
+        <w:t> and is capable of running a large number of tasks hosted by a small number of actual threads in </w:t>
+      </w:r>
+      <w:proofErr w:type="spellStart"/>
+      <w:r>
+        <w:rPr>
+          <w:i/>
+          <w:iCs/>
+        </w:rPr>
+        <w:fldChar w:fldCharType="begin"/>
+      </w:r>
+      <w:r>
+        <w:rPr>
+          <w:i/>
+          <w:iCs/>
+        </w:rPr>
+        <w:instrText>HYPERLINK "https://docs.oracle.com/en/java/javase/21/docs/api/java.base/java/util/concurrent/ForkJoinPool.html"</w:instrText>
+      </w:r>
+      <w:r>
+        <w:rPr>
+          <w:i/>
+          <w:iCs/>
+        </w:rPr>
+      </w:r>
+      <w:r>
+        <w:rPr>
+          <w:i/>
+          <w:iCs/>
+        </w:rPr>
+        <w:fldChar w:fldCharType="separate"/>
+      </w:r>
+      <w:r>
+        <w:rPr>
+          <w:rStyle w:val="Hyperlink"/>
+          <w:i/>
+          <w:iCs/>
+        </w:rPr>
+        <w:t>ForkJoinPool</w:t>
+      </w:r>
+      <w:proofErr w:type="spellEnd"/>
+      <w:r>
+        <w:fldChar w:fldCharType="end"/>
+      </w:r>
+      <w:r>
+        <w:t>.</w:t>
+      </w:r>
+    </w:p>
     <w:sectPr>
       <w:pgSz w:w="11906" w:h="16838"/>
       <w:pgMar w:top="1440" w:right="1440" w:bottom="1440" w:left="1440" w:header="708" w:footer="708" w:gutter="0"/>
@@ -3168,6 +4564,155 @@
 <file path=word/numbering.xml><?xml version="1.0" encoding="utf-8"?>
 <w:numbering xmlns:wpc="http://schemas.microsoft.com/office/word/2010/wordprocessingCanvas" xmlns:cx="http://schemas.microsoft.com/office/drawing/2014/chartex" xmlns:cx1="http://schemas.microsoft.com/office/drawing/2015/9/8/chartex" xmlns:cx2="http://schemas.microsoft.com/office/drawing/2015/10/21/chartex" xmlns:cx3="http://schemas.microsoft.com/office/drawing/2016/5/9/chartex" xmlns:cx4="http://schemas.microsoft.com/office/drawing/2016/5/10/chartex" xmlns:cx5="http://schemas.microsoft.com/office/drawing/2016/5/11/chartex" xmlns:cx6="http://schemas.microsoft.com/office/drawing/2016/5/12/chartex" xmlns:cx7="http://schemas.microsoft.com/office/drawing/2016/5/13/chartex" xmlns:cx8="http://schemas.microsoft.com/office/drawing/2016/5/14/chartex" xmlns:mc="http://schemas.openxmlformats.org/markup-compatibility/2006" xmlns:aink="http://schemas.microsoft.com/office/drawing/2016/ink" xmlns:am3d="http://schemas.microsoft.com/office/drawing/2017/model3d" xmlns:o="urn:schemas-microsoft-com:office:office" xmlns:oel="http://schemas.microsoft.com/office/2019/extlst" xmlns:r="http://schemas.openxmlformats.org/officeDocument/2006/relationships" xmlns:m="http://schemas.openxmlformats.org/officeDocument/2006/math" xmlns:v="urn:schemas-microsoft-com:vml" xmlns:wp14="http://schemas.microsoft.com/office/word/2010/wordprocessingDrawing" xmlns:wp="http://schemas.openxmlformats.org/drawingml/2006/wordprocessingDrawing" xmlns:w10="urn:schemas-microsoft-com:office:word" xmlns:w="http://schemas.openxmlformats.org/wordprocessingml/2006/main" xmlns:w14="http://schemas.microsoft.com/office/word/2010/wordml" xmlns:w15="http://schemas.microsoft.com/office/word/2012/wordml" xmlns:w16cex="http://schemas.microsoft.com/office/word/2018/wordml/cex" xmlns:w16cid="http://schemas.microsoft.com/office/word/2016/wordml/cid" xmlns:w16="http://schemas.microsoft.com/office/word/2018/wordml" xmlns:w16du="http://schemas.microsoft.com/office/word/2023/wordml/word16du" xmlns:w16sdtdh="http://schemas.microsoft.com/office/word/2020/wordml/sdtdatahash" xmlns:w16sdtfl="http://schemas.microsoft.com/office/word/2024/wordml/sdtformatlock" xmlns:w16se="http://schemas.microsoft.com/office/word/2015/wordml/symex" xmlns:wpg="http://schemas.microsoft.com/office/word/2010/wordprocessingGroup" xmlns:wpi="http://schemas.microsoft.com/office/word/2010/wordprocessingInk" xmlns:wne="http://schemas.microsoft.com/office/word/2006/wordml" xmlns:wps="http://schemas.microsoft.com/office/word/2010/wordprocessingShape" mc:Ignorable="w14 w15 w16se w16cid w16 w16cex w16sdtdh w16sdtfl w16du wp14">
   <w:abstractNum w:abstractNumId="0" w15:restartNumberingAfterBreak="0">
+    <w:nsid w:val="06F77314"/>
+    <w:multiLevelType w:val="multilevel"/>
+    <w:tmpl w:val="270E92CA"/>
+    <w:lvl w:ilvl="0">
+      <w:start w:val="1"/>
+      <w:numFmt w:val="bullet"/>
+      <w:lvlText w:val=""/>
+      <w:lvlJc w:val="left"/>
+      <w:pPr>
+        <w:tabs>
+          <w:tab w:val="num" w:pos="720"/>
+        </w:tabs>
+        <w:ind w:left="720" w:hanging="360"/>
+      </w:pPr>
+      <w:rPr>
+        <w:rFonts w:ascii="Symbol" w:hAnsi="Symbol" w:hint="default"/>
+        <w:sz w:val="20"/>
+      </w:rPr>
+    </w:lvl>
+    <w:lvl w:ilvl="1" w:tentative="1">
+      <w:start w:val="1"/>
+      <w:numFmt w:val="bullet"/>
+      <w:lvlText w:val=""/>
+      <w:lvlJc w:val="left"/>
+      <w:pPr>
+        <w:tabs>
+          <w:tab w:val="num" w:pos="1440"/>
+        </w:tabs>
+        <w:ind w:left="1440" w:hanging="360"/>
+      </w:pPr>
+      <w:rPr>
+        <w:rFonts w:ascii="Symbol" w:hAnsi="Symbol" w:hint="default"/>
+        <w:sz w:val="20"/>
+      </w:rPr>
+    </w:lvl>
+    <w:lvl w:ilvl="2" w:tentative="1">
+      <w:start w:val="1"/>
+      <w:numFmt w:val="bullet"/>
+      <w:lvlText w:val=""/>
+      <w:lvlJc w:val="left"/>
+      <w:pPr>
+        <w:tabs>
+          <w:tab w:val="num" w:pos="2160"/>
+        </w:tabs>
+        <w:ind w:left="2160" w:hanging="360"/>
+      </w:pPr>
+      <w:rPr>
+        <w:rFonts w:ascii="Symbol" w:hAnsi="Symbol" w:hint="default"/>
+        <w:sz w:val="20"/>
+      </w:rPr>
+    </w:lvl>
+    <w:lvl w:ilvl="3" w:tentative="1">
+      <w:start w:val="1"/>
+      <w:numFmt w:val="bullet"/>
+      <w:lvlText w:val=""/>
+      <w:lvlJc w:val="left"/>
+      <w:pPr>
+        <w:tabs>
+          <w:tab w:val="num" w:pos="2880"/>
+        </w:tabs>
+        <w:ind w:left="2880" w:hanging="360"/>
+      </w:pPr>
+      <w:rPr>
+        <w:rFonts w:ascii="Symbol" w:hAnsi="Symbol" w:hint="default"/>
+        <w:sz w:val="20"/>
+      </w:rPr>
+    </w:lvl>
+    <w:lvl w:ilvl="4" w:tentative="1">
+      <w:start w:val="1"/>
+      <w:numFmt w:val="bullet"/>
+      <w:lvlText w:val=""/>
+      <w:lvlJc w:val="left"/>
+      <w:pPr>
+        <w:tabs>
+          <w:tab w:val="num" w:pos="3600"/>
+        </w:tabs>
+        <w:ind w:left="3600" w:hanging="360"/>
+      </w:pPr>
+      <w:rPr>
+        <w:rFonts w:ascii="Symbol" w:hAnsi="Symbol" w:hint="default"/>
+        <w:sz w:val="20"/>
+      </w:rPr>
+    </w:lvl>
+    <w:lvl w:ilvl="5" w:tentative="1">
+      <w:start w:val="1"/>
+      <w:numFmt w:val="bullet"/>
+      <w:lvlText w:val=""/>
+      <w:lvlJc w:val="left"/>
+      <w:pPr>
+        <w:tabs>
+          <w:tab w:val="num" w:pos="4320"/>
+        </w:tabs>
+        <w:ind w:left="4320" w:hanging="360"/>
+      </w:pPr>
+      <w:rPr>
+        <w:rFonts w:ascii="Symbol" w:hAnsi="Symbol" w:hint="default"/>
+        <w:sz w:val="20"/>
+      </w:rPr>
+    </w:lvl>
+    <w:lvl w:ilvl="6" w:tentative="1">
+      <w:start w:val="1"/>
+      <w:numFmt w:val="bullet"/>
+      <w:lvlText w:val=""/>
+      <w:lvlJc w:val="left"/>
+      <w:pPr>
+        <w:tabs>
+          <w:tab w:val="num" w:pos="5040"/>
+        </w:tabs>
+        <w:ind w:left="5040" w:hanging="360"/>
+      </w:pPr>
+      <w:rPr>
+        <w:rFonts w:ascii="Symbol" w:hAnsi="Symbol" w:hint="default"/>
+        <w:sz w:val="20"/>
+      </w:rPr>
+    </w:lvl>
+    <w:lvl w:ilvl="7" w:tentative="1">
+      <w:start w:val="1"/>
+      <w:numFmt w:val="bullet"/>
+      <w:lvlText w:val=""/>
+      <w:lvlJc w:val="left"/>
+      <w:pPr>
+        <w:tabs>
+          <w:tab w:val="num" w:pos="5760"/>
+        </w:tabs>
+        <w:ind w:left="5760" w:hanging="360"/>
+      </w:pPr>
+      <w:rPr>
+        <w:rFonts w:ascii="Symbol" w:hAnsi="Symbol" w:hint="default"/>
+        <w:sz w:val="20"/>
+      </w:rPr>
+    </w:lvl>
+    <w:lvl w:ilvl="8" w:tentative="1">
+      <w:start w:val="1"/>
+      <w:numFmt w:val="bullet"/>
+      <w:lvlText w:val=""/>
+      <w:lvlJc w:val="left"/>
+      <w:pPr>
+        <w:tabs>
+          <w:tab w:val="num" w:pos="6480"/>
+        </w:tabs>
+        <w:ind w:left="6480" w:hanging="360"/>
+      </w:pPr>
+      <w:rPr>
+        <w:rFonts w:ascii="Symbol" w:hAnsi="Symbol" w:hint="default"/>
+        <w:sz w:val="20"/>
+      </w:rPr>
+    </w:lvl>
+  </w:abstractNum>
+  <w:abstractNum w:abstractNumId="1" w15:restartNumberingAfterBreak="0">
     <w:nsid w:val="077A7ED6"/>
     <w:multiLevelType w:val="hybridMultilevel"/>
     <w:tmpl w:val="66786F16"/>
@@ -3256,7 +4801,7 @@
       </w:pPr>
     </w:lvl>
   </w:abstractNum>
-  <w:abstractNum w:abstractNumId="1" w15:restartNumberingAfterBreak="0">
+  <w:abstractNum w:abstractNumId="2" w15:restartNumberingAfterBreak="0">
     <w:nsid w:val="0E324C74"/>
     <w:multiLevelType w:val="hybridMultilevel"/>
     <w:tmpl w:val="9BA8EF18"/>
@@ -3369,7 +4914,7 @@
       </w:rPr>
     </w:lvl>
   </w:abstractNum>
-  <w:abstractNum w:abstractNumId="2" w15:restartNumberingAfterBreak="0">
+  <w:abstractNum w:abstractNumId="3" w15:restartNumberingAfterBreak="0">
     <w:nsid w:val="0FF31726"/>
     <w:multiLevelType w:val="multilevel"/>
     <w:tmpl w:val="82AEC588"/>
@@ -3518,7 +5063,7 @@
       </w:rPr>
     </w:lvl>
   </w:abstractNum>
-  <w:abstractNum w:abstractNumId="3" w15:restartNumberingAfterBreak="0">
+  <w:abstractNum w:abstractNumId="4" w15:restartNumberingAfterBreak="0">
     <w:nsid w:val="165F024F"/>
     <w:multiLevelType w:val="multilevel"/>
     <w:tmpl w:val="6934778E"/>
@@ -3667,7 +5212,7 @@
       </w:rPr>
     </w:lvl>
   </w:abstractNum>
-  <w:abstractNum w:abstractNumId="4" w15:restartNumberingAfterBreak="0">
+  <w:abstractNum w:abstractNumId="5" w15:restartNumberingAfterBreak="0">
     <w:nsid w:val="181D47F1"/>
     <w:multiLevelType w:val="multilevel"/>
     <w:tmpl w:val="61324E5A"/>
@@ -3816,7 +5361,7 @@
       </w:rPr>
     </w:lvl>
   </w:abstractNum>
-  <w:abstractNum w:abstractNumId="5" w15:restartNumberingAfterBreak="0">
+  <w:abstractNum w:abstractNumId="6" w15:restartNumberingAfterBreak="0">
     <w:nsid w:val="19C72F42"/>
     <w:multiLevelType w:val="multilevel"/>
     <w:tmpl w:val="4920A628"/>
@@ -3965,7 +5510,7 @@
       </w:rPr>
     </w:lvl>
   </w:abstractNum>
-  <w:abstractNum w:abstractNumId="6" w15:restartNumberingAfterBreak="0">
+  <w:abstractNum w:abstractNumId="7" w15:restartNumberingAfterBreak="0">
     <w:nsid w:val="1AE85CBF"/>
     <w:multiLevelType w:val="multilevel"/>
     <w:tmpl w:val="C0C03A44"/>
@@ -4114,7 +5659,7 @@
       </w:rPr>
     </w:lvl>
   </w:abstractNum>
-  <w:abstractNum w:abstractNumId="7" w15:restartNumberingAfterBreak="0">
+  <w:abstractNum w:abstractNumId="8" w15:restartNumberingAfterBreak="0">
     <w:nsid w:val="1FFA6C48"/>
     <w:multiLevelType w:val="multilevel"/>
     <w:tmpl w:val="C91E28AC"/>
@@ -4263,7 +5808,7 @@
       </w:rPr>
     </w:lvl>
   </w:abstractNum>
-  <w:abstractNum w:abstractNumId="8" w15:restartNumberingAfterBreak="0">
+  <w:abstractNum w:abstractNumId="9" w15:restartNumberingAfterBreak="0">
     <w:nsid w:val="244D5B5C"/>
     <w:multiLevelType w:val="multilevel"/>
     <w:tmpl w:val="3036D7DC"/>
@@ -4412,7 +5957,7 @@
       </w:rPr>
     </w:lvl>
   </w:abstractNum>
-  <w:abstractNum w:abstractNumId="9" w15:restartNumberingAfterBreak="0">
+  <w:abstractNum w:abstractNumId="10" w15:restartNumberingAfterBreak="0">
     <w:nsid w:val="25C36314"/>
     <w:multiLevelType w:val="multilevel"/>
     <w:tmpl w:val="6B367264"/>
@@ -4561,7 +6106,7 @@
       </w:rPr>
     </w:lvl>
   </w:abstractNum>
-  <w:abstractNum w:abstractNumId="10" w15:restartNumberingAfterBreak="0">
+  <w:abstractNum w:abstractNumId="11" w15:restartNumberingAfterBreak="0">
     <w:nsid w:val="25ED3788"/>
     <w:multiLevelType w:val="multilevel"/>
     <w:tmpl w:val="40BE1858"/>
@@ -4710,7 +6255,7 @@
       </w:rPr>
     </w:lvl>
   </w:abstractNum>
-  <w:abstractNum w:abstractNumId="11" w15:restartNumberingAfterBreak="0">
+  <w:abstractNum w:abstractNumId="12" w15:restartNumberingAfterBreak="0">
     <w:nsid w:val="2C1C63C7"/>
     <w:multiLevelType w:val="multilevel"/>
     <w:tmpl w:val="1EA2B85A"/>
@@ -4859,7 +6404,152 @@
       </w:rPr>
     </w:lvl>
   </w:abstractNum>
-  <w:abstractNum w:abstractNumId="12" w15:restartNumberingAfterBreak="0">
+  <w:abstractNum w:abstractNumId="13" w15:restartNumberingAfterBreak="0">
+    <w:nsid w:val="2C7717B2"/>
+    <w:multiLevelType w:val="multilevel"/>
+    <w:tmpl w:val="665A19CE"/>
+    <w:lvl w:ilvl="0">
+      <w:start w:val="1"/>
+      <w:numFmt w:val="bullet"/>
+      <w:lvlText w:val=""/>
+      <w:lvlJc w:val="left"/>
+      <w:pPr>
+        <w:tabs>
+          <w:tab w:val="num" w:pos="720"/>
+        </w:tabs>
+        <w:ind w:left="720" w:hanging="360"/>
+      </w:pPr>
+      <w:rPr>
+        <w:rFonts w:ascii="Symbol" w:hAnsi="Symbol" w:hint="default"/>
+        <w:sz w:val="20"/>
+      </w:rPr>
+    </w:lvl>
+    <w:lvl w:ilvl="1">
+      <w:start w:val="1"/>
+      <w:numFmt w:val="decimal"/>
+      <w:lvlText w:val="%2."/>
+      <w:lvlJc w:val="left"/>
+      <w:pPr>
+        <w:tabs>
+          <w:tab w:val="num" w:pos="1440"/>
+        </w:tabs>
+        <w:ind w:left="1440" w:hanging="360"/>
+      </w:pPr>
+    </w:lvl>
+    <w:lvl w:ilvl="2" w:tentative="1">
+      <w:start w:val="1"/>
+      <w:numFmt w:val="bullet"/>
+      <w:lvlText w:val=""/>
+      <w:lvlJc w:val="left"/>
+      <w:pPr>
+        <w:tabs>
+          <w:tab w:val="num" w:pos="2160"/>
+        </w:tabs>
+        <w:ind w:left="2160" w:hanging="360"/>
+      </w:pPr>
+      <w:rPr>
+        <w:rFonts w:ascii="Symbol" w:hAnsi="Symbol" w:hint="default"/>
+        <w:sz w:val="20"/>
+      </w:rPr>
+    </w:lvl>
+    <w:lvl w:ilvl="3" w:tentative="1">
+      <w:start w:val="1"/>
+      <w:numFmt w:val="bullet"/>
+      <w:lvlText w:val=""/>
+      <w:lvlJc w:val="left"/>
+      <w:pPr>
+        <w:tabs>
+          <w:tab w:val="num" w:pos="2880"/>
+        </w:tabs>
+        <w:ind w:left="2880" w:hanging="360"/>
+      </w:pPr>
+      <w:rPr>
+        <w:rFonts w:ascii="Symbol" w:hAnsi="Symbol" w:hint="default"/>
+        <w:sz w:val="20"/>
+      </w:rPr>
+    </w:lvl>
+    <w:lvl w:ilvl="4" w:tentative="1">
+      <w:start w:val="1"/>
+      <w:numFmt w:val="bullet"/>
+      <w:lvlText w:val=""/>
+      <w:lvlJc w:val="left"/>
+      <w:pPr>
+        <w:tabs>
+          <w:tab w:val="num" w:pos="3600"/>
+        </w:tabs>
+        <w:ind w:left="3600" w:hanging="360"/>
+      </w:pPr>
+      <w:rPr>
+        <w:rFonts w:ascii="Symbol" w:hAnsi="Symbol" w:hint="default"/>
+        <w:sz w:val="20"/>
+      </w:rPr>
+    </w:lvl>
+    <w:lvl w:ilvl="5" w:tentative="1">
+      <w:start w:val="1"/>
+      <w:numFmt w:val="bullet"/>
+      <w:lvlText w:val=""/>
+      <w:lvlJc w:val="left"/>
+      <w:pPr>
+        <w:tabs>
+          <w:tab w:val="num" w:pos="4320"/>
+        </w:tabs>
+        <w:ind w:left="4320" w:hanging="360"/>
+      </w:pPr>
+      <w:rPr>
+        <w:rFonts w:ascii="Symbol" w:hAnsi="Symbol" w:hint="default"/>
+        <w:sz w:val="20"/>
+      </w:rPr>
+    </w:lvl>
+    <w:lvl w:ilvl="6" w:tentative="1">
+      <w:start w:val="1"/>
+      <w:numFmt w:val="bullet"/>
+      <w:lvlText w:val=""/>
+      <w:lvlJc w:val="left"/>
+      <w:pPr>
+        <w:tabs>
+          <w:tab w:val="num" w:pos="5040"/>
+        </w:tabs>
+        <w:ind w:left="5040" w:hanging="360"/>
+      </w:pPr>
+      <w:rPr>
+        <w:rFonts w:ascii="Symbol" w:hAnsi="Symbol" w:hint="default"/>
+        <w:sz w:val="20"/>
+      </w:rPr>
+    </w:lvl>
+    <w:lvl w:ilvl="7" w:tentative="1">
+      <w:start w:val="1"/>
+      <w:numFmt w:val="bullet"/>
+      <w:lvlText w:val=""/>
+      <w:lvlJc w:val="left"/>
+      <w:pPr>
+        <w:tabs>
+          <w:tab w:val="num" w:pos="5760"/>
+        </w:tabs>
+        <w:ind w:left="5760" w:hanging="360"/>
+      </w:pPr>
+      <w:rPr>
+        <w:rFonts w:ascii="Symbol" w:hAnsi="Symbol" w:hint="default"/>
+        <w:sz w:val="20"/>
+      </w:rPr>
+    </w:lvl>
+    <w:lvl w:ilvl="8" w:tentative="1">
+      <w:start w:val="1"/>
+      <w:numFmt w:val="bullet"/>
+      <w:lvlText w:val=""/>
+      <w:lvlJc w:val="left"/>
+      <w:pPr>
+        <w:tabs>
+          <w:tab w:val="num" w:pos="6480"/>
+        </w:tabs>
+        <w:ind w:left="6480" w:hanging="360"/>
+      </w:pPr>
+      <w:rPr>
+        <w:rFonts w:ascii="Symbol" w:hAnsi="Symbol" w:hint="default"/>
+        <w:sz w:val="20"/>
+      </w:rPr>
+    </w:lvl>
+  </w:abstractNum>
+  <w:abstractNum w:abstractNumId="14" w15:restartNumberingAfterBreak="0">
     <w:nsid w:val="2CFA224C"/>
     <w:multiLevelType w:val="hybridMultilevel"/>
     <w:tmpl w:val="66786F16"/>
@@ -4948,7 +6638,156 @@
       </w:pPr>
     </w:lvl>
   </w:abstractNum>
-  <w:abstractNum w:abstractNumId="13" w15:restartNumberingAfterBreak="0">
+  <w:abstractNum w:abstractNumId="15" w15:restartNumberingAfterBreak="0">
+    <w:nsid w:val="2F25489C"/>
+    <w:multiLevelType w:val="multilevel"/>
+    <w:tmpl w:val="8956107E"/>
+    <w:lvl w:ilvl="0">
+      <w:start w:val="1"/>
+      <w:numFmt w:val="bullet"/>
+      <w:lvlText w:val=""/>
+      <w:lvlJc w:val="left"/>
+      <w:pPr>
+        <w:tabs>
+          <w:tab w:val="num" w:pos="720"/>
+        </w:tabs>
+        <w:ind w:left="720" w:hanging="360"/>
+      </w:pPr>
+      <w:rPr>
+        <w:rFonts w:ascii="Symbol" w:hAnsi="Symbol" w:hint="default"/>
+        <w:sz w:val="20"/>
+      </w:rPr>
+    </w:lvl>
+    <w:lvl w:ilvl="1" w:tentative="1">
+      <w:start w:val="1"/>
+      <w:numFmt w:val="bullet"/>
+      <w:lvlText w:val=""/>
+      <w:lvlJc w:val="left"/>
+      <w:pPr>
+        <w:tabs>
+          <w:tab w:val="num" w:pos="1440"/>
+        </w:tabs>
+        <w:ind w:left="1440" w:hanging="360"/>
+      </w:pPr>
+      <w:rPr>
+        <w:rFonts w:ascii="Symbol" w:hAnsi="Symbol" w:hint="default"/>
+        <w:sz w:val="20"/>
+      </w:rPr>
+    </w:lvl>
+    <w:lvl w:ilvl="2" w:tentative="1">
+      <w:start w:val="1"/>
+      <w:numFmt w:val="bullet"/>
+      <w:lvlText w:val=""/>
+      <w:lvlJc w:val="left"/>
+      <w:pPr>
+        <w:tabs>
+          <w:tab w:val="num" w:pos="2160"/>
+        </w:tabs>
+        <w:ind w:left="2160" w:hanging="360"/>
+      </w:pPr>
+      <w:rPr>
+        <w:rFonts w:ascii="Symbol" w:hAnsi="Symbol" w:hint="default"/>
+        <w:sz w:val="20"/>
+      </w:rPr>
+    </w:lvl>
+    <w:lvl w:ilvl="3" w:tentative="1">
+      <w:start w:val="1"/>
+      <w:numFmt w:val="bullet"/>
+      <w:lvlText w:val=""/>
+      <w:lvlJc w:val="left"/>
+      <w:pPr>
+        <w:tabs>
+          <w:tab w:val="num" w:pos="2880"/>
+        </w:tabs>
+        <w:ind w:left="2880" w:hanging="360"/>
+      </w:pPr>
+      <w:rPr>
+        <w:rFonts w:ascii="Symbol" w:hAnsi="Symbol" w:hint="default"/>
+        <w:sz w:val="20"/>
+      </w:rPr>
+    </w:lvl>
+    <w:lvl w:ilvl="4" w:tentative="1">
+      <w:start w:val="1"/>
+      <w:numFmt w:val="bullet"/>
+      <w:lvlText w:val=""/>
+      <w:lvlJc w:val="left"/>
+      <w:pPr>
+        <w:tabs>
+          <w:tab w:val="num" w:pos="3600"/>
+        </w:tabs>
+        <w:ind w:left="3600" w:hanging="360"/>
+      </w:pPr>
+      <w:rPr>
+        <w:rFonts w:ascii="Symbol" w:hAnsi="Symbol" w:hint="default"/>
+        <w:sz w:val="20"/>
+      </w:rPr>
+    </w:lvl>
+    <w:lvl w:ilvl="5" w:tentative="1">
+      <w:start w:val="1"/>
+      <w:numFmt w:val="bullet"/>
+      <w:lvlText w:val=""/>
+      <w:lvlJc w:val="left"/>
+      <w:pPr>
+        <w:tabs>
+          <w:tab w:val="num" w:pos="4320"/>
+        </w:tabs>
+        <w:ind w:left="4320" w:hanging="360"/>
+      </w:pPr>
+      <w:rPr>
+        <w:rFonts w:ascii="Symbol" w:hAnsi="Symbol" w:hint="default"/>
+        <w:sz w:val="20"/>
+      </w:rPr>
+    </w:lvl>
+    <w:lvl w:ilvl="6" w:tentative="1">
+      <w:start w:val="1"/>
+      <w:numFmt w:val="bullet"/>
+      <w:lvlText w:val=""/>
+      <w:lvlJc w:val="left"/>
+      <w:pPr>
+        <w:tabs>
+          <w:tab w:val="num" w:pos="5040"/>
+        </w:tabs>
+        <w:ind w:left="5040" w:hanging="360"/>
+      </w:pPr>
+      <w:rPr>
+        <w:rFonts w:ascii="Symbol" w:hAnsi="Symbol" w:hint="default"/>
+        <w:sz w:val="20"/>
+      </w:rPr>
+    </w:lvl>
+    <w:lvl w:ilvl="7" w:tentative="1">
+      <w:start w:val="1"/>
+      <w:numFmt w:val="bullet"/>
+      <w:lvlText w:val=""/>
+      <w:lvlJc w:val="left"/>
+      <w:pPr>
+        <w:tabs>
+          <w:tab w:val="num" w:pos="5760"/>
+        </w:tabs>
+        <w:ind w:left="5760" w:hanging="360"/>
+      </w:pPr>
+      <w:rPr>
+        <w:rFonts w:ascii="Symbol" w:hAnsi="Symbol" w:hint="default"/>
+        <w:sz w:val="20"/>
+      </w:rPr>
+    </w:lvl>
+    <w:lvl w:ilvl="8" w:tentative="1">
+      <w:start w:val="1"/>
+      <w:numFmt w:val="bullet"/>
+      <w:lvlText w:val=""/>
+      <w:lvlJc w:val="left"/>
+      <w:pPr>
+        <w:tabs>
+          <w:tab w:val="num" w:pos="6480"/>
+        </w:tabs>
+        <w:ind w:left="6480" w:hanging="360"/>
+      </w:pPr>
+      <w:rPr>
+        <w:rFonts w:ascii="Symbol" w:hAnsi="Symbol" w:hint="default"/>
+        <w:sz w:val="20"/>
+      </w:rPr>
+    </w:lvl>
+  </w:abstractNum>
+  <w:abstractNum w:abstractNumId="16" w15:restartNumberingAfterBreak="0">
     <w:nsid w:val="35361A36"/>
     <w:multiLevelType w:val="multilevel"/>
     <w:tmpl w:val="851C05CA"/>
@@ -5097,7 +6936,7 @@
       </w:rPr>
     </w:lvl>
   </w:abstractNum>
-  <w:abstractNum w:abstractNumId="14" w15:restartNumberingAfterBreak="0">
+  <w:abstractNum w:abstractNumId="17" w15:restartNumberingAfterBreak="0">
     <w:nsid w:val="42DE7751"/>
     <w:multiLevelType w:val="multilevel"/>
     <w:tmpl w:val="43AEB75A"/>
@@ -5246,7 +7085,7 @@
       </w:rPr>
     </w:lvl>
   </w:abstractNum>
-  <w:abstractNum w:abstractNumId="15" w15:restartNumberingAfterBreak="0">
+  <w:abstractNum w:abstractNumId="18" w15:restartNumberingAfterBreak="0">
     <w:nsid w:val="57AB1525"/>
     <w:multiLevelType w:val="hybridMultilevel"/>
     <w:tmpl w:val="B810B0C4"/>
@@ -5359,7 +7198,120 @@
       </w:rPr>
     </w:lvl>
   </w:abstractNum>
-  <w:abstractNum w:abstractNumId="16" w15:restartNumberingAfterBreak="0">
+  <w:abstractNum w:abstractNumId="19" w15:restartNumberingAfterBreak="0">
+    <w:nsid w:val="692040AA"/>
+    <w:multiLevelType w:val="hybridMultilevel"/>
+    <w:tmpl w:val="DD8CF242"/>
+    <w:lvl w:ilvl="0" w:tplc="40090001">
+      <w:start w:val="1"/>
+      <w:numFmt w:val="bullet"/>
+      <w:lvlText w:val=""/>
+      <w:lvlJc w:val="left"/>
+      <w:pPr>
+        <w:ind w:left="720" w:hanging="360"/>
+      </w:pPr>
+      <w:rPr>
+        <w:rFonts w:ascii="Symbol" w:hAnsi="Symbol" w:hint="default"/>
+      </w:rPr>
+    </w:lvl>
+    <w:lvl w:ilvl="1" w:tplc="40090003" w:tentative="1">
+      <w:start w:val="1"/>
+      <w:numFmt w:val="bullet"/>
+      <w:lvlText w:val="o"/>
+      <w:lvlJc w:val="left"/>
+      <w:pPr>
+        <w:ind w:left="1440" w:hanging="360"/>
+      </w:pPr>
+      <w:rPr>
+        <w:rFonts w:ascii="Courier New" w:hAnsi="Courier New" w:cs="Courier New" w:hint="default"/>
+      </w:rPr>
+    </w:lvl>
+    <w:lvl w:ilvl="2" w:tplc="40090005" w:tentative="1">
+      <w:start w:val="1"/>
+      <w:numFmt w:val="bullet"/>
+      <w:lvlText w:val=""/>
+      <w:lvlJc w:val="left"/>
+      <w:pPr>
+        <w:ind w:left="2160" w:hanging="360"/>
+      </w:pPr>
+      <w:rPr>
+        <w:rFonts w:ascii="Wingdings" w:hAnsi="Wingdings" w:hint="default"/>
+      </w:rPr>
+    </w:lvl>
+    <w:lvl w:ilvl="3" w:tplc="40090001" w:tentative="1">
+      <w:start w:val="1"/>
+      <w:numFmt w:val="bullet"/>
+      <w:lvlText w:val=""/>
+      <w:lvlJc w:val="left"/>
+      <w:pPr>
+        <w:ind w:left="2880" w:hanging="360"/>
+      </w:pPr>
+      <w:rPr>
+        <w:rFonts w:ascii="Symbol" w:hAnsi="Symbol" w:hint="default"/>
+      </w:rPr>
+    </w:lvl>
+    <w:lvl w:ilvl="4" w:tplc="40090003" w:tentative="1">
+      <w:start w:val="1"/>
+      <w:numFmt w:val="bullet"/>
+      <w:lvlText w:val="o"/>
+      <w:lvlJc w:val="left"/>
+      <w:pPr>
+        <w:ind w:left="3600" w:hanging="360"/>
+      </w:pPr>
+      <w:rPr>
+        <w:rFonts w:ascii="Courier New" w:hAnsi="Courier New" w:cs="Courier New" w:hint="default"/>
+      </w:rPr>
+    </w:lvl>
+    <w:lvl w:ilvl="5" w:tplc="40090005" w:tentative="1">
+      <w:start w:val="1"/>
+      <w:numFmt w:val="bullet"/>
+      <w:lvlText w:val=""/>
+      <w:lvlJc w:val="left"/>
+      <w:pPr>
+        <w:ind w:left="4320" w:hanging="360"/>
+      </w:pPr>
+      <w:rPr>
+        <w:rFonts w:ascii="Wingdings" w:hAnsi="Wingdings" w:hint="default"/>
+      </w:rPr>
+    </w:lvl>
+    <w:lvl w:ilvl="6" w:tplc="40090001" w:tentative="1">
+      <w:start w:val="1"/>
+      <w:numFmt w:val="bullet"/>
+      <w:lvlText w:val=""/>
+      <w:lvlJc w:val="left"/>
+      <w:pPr>
+        <w:ind w:left="5040" w:hanging="360"/>
+      </w:pPr>
+      <w:rPr>
+        <w:rFonts w:ascii="Symbol" w:hAnsi="Symbol" w:hint="default"/>
+      </w:rPr>
+    </w:lvl>
+    <w:lvl w:ilvl="7" w:tplc="40090003" w:tentative="1">
+      <w:start w:val="1"/>
+      <w:numFmt w:val="bullet"/>
+      <w:lvlText w:val="o"/>
+      <w:lvlJc w:val="left"/>
+      <w:pPr>
+        <w:ind w:left="5760" w:hanging="360"/>
+      </w:pPr>
+      <w:rPr>
+        <w:rFonts w:ascii="Courier New" w:hAnsi="Courier New" w:cs="Courier New" w:hint="default"/>
+      </w:rPr>
+    </w:lvl>
+    <w:lvl w:ilvl="8" w:tplc="40090005" w:tentative="1">
+      <w:start w:val="1"/>
+      <w:numFmt w:val="bullet"/>
+      <w:lvlText w:val=""/>
+      <w:lvlJc w:val="left"/>
+      <w:pPr>
+        <w:ind w:left="6480" w:hanging="360"/>
+      </w:pPr>
+      <w:rPr>
+        <w:rFonts w:ascii="Wingdings" w:hAnsi="Wingdings" w:hint="default"/>
+      </w:rPr>
+    </w:lvl>
+  </w:abstractNum>
+  <w:abstractNum w:abstractNumId="20" w15:restartNumberingAfterBreak="0">
     <w:nsid w:val="70E127A9"/>
     <w:multiLevelType w:val="multilevel"/>
     <w:tmpl w:val="5ACA7418"/>
@@ -5508,7 +7460,7 @@
       </w:rPr>
     </w:lvl>
   </w:abstractNum>
-  <w:abstractNum w:abstractNumId="17" w15:restartNumberingAfterBreak="0">
+  <w:abstractNum w:abstractNumId="21" w15:restartNumberingAfterBreak="0">
     <w:nsid w:val="7679504E"/>
     <w:multiLevelType w:val="multilevel"/>
     <w:tmpl w:val="FA1A4CF6"/>
@@ -5657,7 +7609,7 @@
       </w:rPr>
     </w:lvl>
   </w:abstractNum>
-  <w:abstractNum w:abstractNumId="18" w15:restartNumberingAfterBreak="0">
+  <w:abstractNum w:abstractNumId="22" w15:restartNumberingAfterBreak="0">
     <w:nsid w:val="7A5C7F49"/>
     <w:multiLevelType w:val="multilevel"/>
     <w:tmpl w:val="B09CD7E4"/>
@@ -5807,52 +7759,52 @@
     </w:lvl>
   </w:abstractNum>
   <w:num w:numId="1" w16cid:durableId="41057324">
-    <w:abstractNumId w:val="9"/>
+    <w:abstractNumId w:val="10"/>
   </w:num>
   <w:num w:numId="2" w16cid:durableId="1937519260">
-    <w:abstractNumId w:val="5"/>
+    <w:abstractNumId w:val="6"/>
   </w:num>
   <w:num w:numId="3" w16cid:durableId="1388407481">
-    <w:abstractNumId w:val="7"/>
+    <w:abstractNumId w:val="8"/>
     <w:lvlOverride w:ilvl="0">
       <w:startOverride w:val="1"/>
     </w:lvlOverride>
   </w:num>
   <w:num w:numId="4" w16cid:durableId="1889297917">
-    <w:abstractNumId w:val="7"/>
+    <w:abstractNumId w:val="8"/>
     <w:lvlOverride w:ilvl="0">
       <w:startOverride w:val="2"/>
     </w:lvlOverride>
   </w:num>
   <w:num w:numId="5" w16cid:durableId="598417760">
-    <w:abstractNumId w:val="7"/>
+    <w:abstractNumId w:val="8"/>
     <w:lvlOverride w:ilvl="0">
       <w:startOverride w:val="3"/>
     </w:lvlOverride>
   </w:num>
   <w:num w:numId="6" w16cid:durableId="768702760">
+    <w:abstractNumId w:val="20"/>
+  </w:num>
+  <w:num w:numId="7" w16cid:durableId="1501194648">
+    <w:abstractNumId w:val="1"/>
+  </w:num>
+  <w:num w:numId="8" w16cid:durableId="1970282924">
+    <w:abstractNumId w:val="14"/>
+  </w:num>
+  <w:num w:numId="9" w16cid:durableId="2142961957">
+    <w:abstractNumId w:val="4"/>
+  </w:num>
+  <w:num w:numId="10" w16cid:durableId="414058119">
+    <w:abstractNumId w:val="5"/>
+  </w:num>
+  <w:num w:numId="11" w16cid:durableId="1718772635">
+    <w:abstractNumId w:val="2"/>
+  </w:num>
+  <w:num w:numId="12" w16cid:durableId="996422153">
     <w:abstractNumId w:val="16"/>
   </w:num>
-  <w:num w:numId="7" w16cid:durableId="1501194648">
-    <w:abstractNumId w:val="0"/>
-  </w:num>
-  <w:num w:numId="8" w16cid:durableId="1970282924">
-    <w:abstractNumId w:val="12"/>
-  </w:num>
-  <w:num w:numId="9" w16cid:durableId="2142961957">
-    <w:abstractNumId w:val="3"/>
-  </w:num>
-  <w:num w:numId="10" w16cid:durableId="414058119">
-    <w:abstractNumId w:val="4"/>
-  </w:num>
-  <w:num w:numId="11" w16cid:durableId="1718772635">
-    <w:abstractNumId w:val="1"/>
-  </w:num>
-  <w:num w:numId="12" w16cid:durableId="996422153">
-    <w:abstractNumId w:val="13"/>
-  </w:num>
   <w:num w:numId="13" w16cid:durableId="662700395">
-    <w:abstractNumId w:val="13"/>
+    <w:abstractNumId w:val="16"/>
     <w:lvlOverride w:ilvl="1">
       <w:lvl w:ilvl="1">
         <w:numFmt w:val="bullet"/>
@@ -5872,7 +7824,7 @@
     </w:lvlOverride>
   </w:num>
   <w:num w:numId="14" w16cid:durableId="2080902060">
-    <w:abstractNumId w:val="13"/>
+    <w:abstractNumId w:val="16"/>
     <w:lvlOverride w:ilvl="1">
       <w:lvl w:ilvl="1">
         <w:numFmt w:val="bullet"/>
@@ -5892,7 +7844,7 @@
     </w:lvlOverride>
   </w:num>
   <w:num w:numId="15" w16cid:durableId="1288390207">
-    <w:abstractNumId w:val="13"/>
+    <w:abstractNumId w:val="16"/>
     <w:lvlOverride w:ilvl="1">
       <w:lvl w:ilvl="1">
         <w:numFmt w:val="bullet"/>
@@ -5912,7 +7864,7 @@
     </w:lvlOverride>
   </w:num>
   <w:num w:numId="16" w16cid:durableId="1840073598">
-    <w:abstractNumId w:val="13"/>
+    <w:abstractNumId w:val="16"/>
     <w:lvlOverride w:ilvl="1">
       <w:lvl w:ilvl="1">
         <w:numFmt w:val="bullet"/>
@@ -5932,7 +7884,7 @@
     </w:lvlOverride>
   </w:num>
   <w:num w:numId="17" w16cid:durableId="800995701">
-    <w:abstractNumId w:val="13"/>
+    <w:abstractNumId w:val="16"/>
     <w:lvlOverride w:ilvl="1">
       <w:lvl w:ilvl="1">
         <w:numFmt w:val="bullet"/>
@@ -5952,7 +7904,7 @@
     </w:lvlOverride>
   </w:num>
   <w:num w:numId="18" w16cid:durableId="1253734598">
-    <w:abstractNumId w:val="13"/>
+    <w:abstractNumId w:val="16"/>
     <w:lvlOverride w:ilvl="1">
       <w:lvl w:ilvl="1">
         <w:numFmt w:val="bullet"/>
@@ -5972,7 +7924,7 @@
     </w:lvlOverride>
   </w:num>
   <w:num w:numId="19" w16cid:durableId="735250903">
-    <w:abstractNumId w:val="13"/>
+    <w:abstractNumId w:val="16"/>
     <w:lvlOverride w:ilvl="1">
       <w:lvl w:ilvl="1">
         <w:numFmt w:val="bullet"/>
@@ -5992,7 +7944,7 @@
     </w:lvlOverride>
   </w:num>
   <w:num w:numId="20" w16cid:durableId="1690910512">
-    <w:abstractNumId w:val="13"/>
+    <w:abstractNumId w:val="16"/>
     <w:lvlOverride w:ilvl="1">
       <w:lvl w:ilvl="1">
         <w:numFmt w:val="bullet"/>
@@ -6012,31 +7964,81 @@
     </w:lvlOverride>
   </w:num>
   <w:num w:numId="21" w16cid:durableId="756944041">
-    <w:abstractNumId w:val="15"/>
+    <w:abstractNumId w:val="18"/>
   </w:num>
   <w:num w:numId="22" w16cid:durableId="2060207701">
+    <w:abstractNumId w:val="12"/>
+  </w:num>
+  <w:num w:numId="23" w16cid:durableId="1668362275">
+    <w:abstractNumId w:val="9"/>
+  </w:num>
+  <w:num w:numId="24" w16cid:durableId="1689914102">
+    <w:abstractNumId w:val="21"/>
+  </w:num>
+  <w:num w:numId="25" w16cid:durableId="564797964">
     <w:abstractNumId w:val="11"/>
   </w:num>
-  <w:num w:numId="23" w16cid:durableId="1668362275">
-    <w:abstractNumId w:val="8"/>
+  <w:num w:numId="26" w16cid:durableId="1291090199">
+    <w:abstractNumId w:val="7"/>
   </w:num>
-  <w:num w:numId="24" w16cid:durableId="1689914102">
+  <w:num w:numId="27" w16cid:durableId="1034430239">
     <w:abstractNumId w:val="17"/>
   </w:num>
-  <w:num w:numId="25" w16cid:durableId="564797964">
-    <w:abstractNumId w:val="10"/>
-  </w:num>
-  <w:num w:numId="26" w16cid:durableId="1291090199">
-    <w:abstractNumId w:val="6"/>
-  </w:num>
-  <w:num w:numId="27" w16cid:durableId="1034430239">
-    <w:abstractNumId w:val="14"/>
-  </w:num>
   <w:num w:numId="28" w16cid:durableId="1846817875">
-    <w:abstractNumId w:val="18"/>
+    <w:abstractNumId w:val="22"/>
   </w:num>
   <w:num w:numId="29" w16cid:durableId="889879639">
-    <w:abstractNumId w:val="2"/>
+    <w:abstractNumId w:val="3"/>
+  </w:num>
+  <w:num w:numId="30" w16cid:durableId="605888918">
+    <w:abstractNumId w:val="13"/>
+    <w:lvlOverride w:ilvl="0">
+      <w:startOverride w:val="1"/>
+    </w:lvlOverride>
+  </w:num>
+  <w:num w:numId="31" w16cid:durableId="298651275">
+    <w:abstractNumId w:val="13"/>
+    <w:lvlOverride w:ilvl="0"/>
+    <w:lvlOverride w:ilvl="1">
+      <w:startOverride w:val="1"/>
+    </w:lvlOverride>
+  </w:num>
+  <w:num w:numId="32" w16cid:durableId="742875088">
+    <w:abstractNumId w:val="13"/>
+    <w:lvlOverride w:ilvl="0"/>
+    <w:lvlOverride w:ilvl="1">
+      <w:startOverride w:val="2"/>
+    </w:lvlOverride>
+  </w:num>
+  <w:num w:numId="33" w16cid:durableId="1114595447">
+    <w:abstractNumId w:val="13"/>
+    <w:lvlOverride w:ilvl="0"/>
+    <w:lvlOverride w:ilvl="1">
+      <w:startOverride w:val="3"/>
+    </w:lvlOverride>
+  </w:num>
+  <w:num w:numId="34" w16cid:durableId="2019502469">
+    <w:abstractNumId w:val="13"/>
+    <w:lvlOverride w:ilvl="0"/>
+    <w:lvlOverride w:ilvl="1">
+      <w:startOverride w:val="4"/>
+    </w:lvlOverride>
+  </w:num>
+  <w:num w:numId="35" w16cid:durableId="882595429">
+    <w:abstractNumId w:val="13"/>
+    <w:lvlOverride w:ilvl="0"/>
+    <w:lvlOverride w:ilvl="1">
+      <w:startOverride w:val="5"/>
+    </w:lvlOverride>
+  </w:num>
+  <w:num w:numId="36" w16cid:durableId="1577205372">
+    <w:abstractNumId w:val="19"/>
+  </w:num>
+  <w:num w:numId="37" w16cid:durableId="1676955924">
+    <w:abstractNumId w:val="0"/>
+  </w:num>
+  <w:num w:numId="38" w16cid:durableId="241834150">
+    <w:abstractNumId w:val="15"/>
   </w:num>
 </w:numbering>
 </file>
@@ -6643,7 +8645,6 @@
   <w:style w:type="character" w:default="1" w:styleId="DefaultParagraphFont">
     <w:name w:val="Default Paragraph Font"/>
     <w:uiPriority w:val="1"/>
-    <w:semiHidden/>
     <w:unhideWhenUsed/>
   </w:style>
   <w:style w:type="table" w:default="1" w:styleId="TableNormal">
@@ -6979,6 +8980,29 @@
       <w:shd w:val="clear" w:color="auto" w:fill="E1DFDD"/>
     </w:rPr>
   </w:style>
+  <w:style w:type="character" w:styleId="FollowedHyperlink">
+    <w:name w:val="FollowedHyperlink"/>
+    <w:basedOn w:val="DefaultParagraphFont"/>
+    <w:uiPriority w:val="99"/>
+    <w:semiHidden/>
+    <w:unhideWhenUsed/>
+    <w:rsid w:val="00E85685"/>
+    <w:rPr>
+      <w:color w:val="954F72" w:themeColor="followedHyperlink"/>
+      <w:u w:val="single"/>
+    </w:rPr>
+  </w:style>
+  <w:style w:type="character" w:styleId="Emphasis">
+    <w:name w:val="Emphasis"/>
+    <w:basedOn w:val="DefaultParagraphFont"/>
+    <w:uiPriority w:val="20"/>
+    <w:qFormat/>
+    <w:rsid w:val="00792688"/>
+    <w:rPr>
+      <w:i/>
+      <w:iCs/>
+    </w:rPr>
+  </w:style>
 </w:styles>
 </file>
 

--- a/Java Interview Questions.docx
+++ b/Java Interview Questions.docx
@@ -38,7 +38,15 @@
           <w:bCs/>
           <w:highlight w:val="yellow"/>
         </w:rPr>
-        <w:t>APIE</w:t>
+        <w:t>E</w:t>
+      </w:r>
+      <w:r>
+        <w:rPr>
+          <w:b/>
+          <w:bCs/>
+          <w:highlight w:val="yellow"/>
+        </w:rPr>
+        <w:t>API</w:t>
       </w:r>
       <w:r>
         <w:rPr>
@@ -173,13 +181,7 @@
         <w:t xml:space="preserve"> </w:t>
       </w:r>
       <w:r>
-        <w:t xml:space="preserve">When you need to provide a common base class with some default </w:t>
-      </w:r>
-      <w:r>
-        <w:t>behaviour</w:t>
-      </w:r>
-      <w:r>
-        <w:t xml:space="preserve"> for a group of </w:t>
+        <w:t xml:space="preserve">When you need to provide a common base class with some default behaviour for a group of </w:t>
       </w:r>
       <w:r>
         <w:rPr>
@@ -4070,6 +4072,9 @@
     </w:p>
     <w:p>
       <w:r>
+        <w:rPr>
+          <w:noProof/>
+        </w:rPr>
         <w:drawing>
           <wp:inline distT="0" distB="0" distL="0" distR="0" wp14:anchorId="1B1CB4A5" wp14:editId="01675225">
             <wp:extent cx="5731510" cy="2865755"/>
@@ -8645,6 +8650,7 @@
   <w:style w:type="character" w:default="1" w:styleId="DefaultParagraphFont">
     <w:name w:val="Default Paragraph Font"/>
     <w:uiPriority w:val="1"/>
+    <w:semiHidden/>
     <w:unhideWhenUsed/>
   </w:style>
   <w:style w:type="table" w:default="1" w:styleId="TableNormal">
